--- a/Database_Notes.docx
+++ b/Database_Notes.docx
@@ -22,14 +22,7 @@
           <w:sz w:val="24"/>
           <w:szCs w:val="24"/>
         </w:rPr>
-        <w:t>A</w:t>
-      </w:r>
-      <w:r>
-        <w:rPr>
-          <w:sz w:val="24"/>
-          <w:szCs w:val="24"/>
-        </w:rPr>
-        <w:t xml:space="preserve"> </w:t>
+        <w:t xml:space="preserve">A </w:t>
       </w:r>
       <w:r>
         <w:rPr>
@@ -2138,8 +2131,6 @@
       <w:r>
         <w:t xml:space="preserve"> Once a transaction is committed, it will survive a system crash, a power outage, or a server restart.</w:t>
       </w:r>
-      <w:bookmarkStart w:id="0" w:name="_GoBack"/>
-      <w:bookmarkEnd w:id="0"/>
     </w:p>
     <w:p>
       <w:pPr>
@@ -3591,11 +3582,1286 @@
     </w:tbl>
     <w:p>
       <w:pPr>
+        <w:pStyle w:val="Heading3"/>
+        <w:numPr>
+          <w:ilvl w:val="0"/>
+          <w:numId w:val="22"/>
+        </w:numPr>
+      </w:pPr>
+      <w:r>
+        <w:lastRenderedPageBreak/>
+        <w:t>Creating a Table (</w:t>
+      </w:r>
+      <w:r>
+        <w:rPr>
+          <w:rStyle w:val="HTMLCode"/>
+          <w:rFonts w:eastAsiaTheme="majorEastAsia"/>
+        </w:rPr>
+        <w:t>CREATE TABLE</w:t>
+      </w:r>
+      <w:r>
+        <w:t>)</w:t>
+      </w:r>
+    </w:p>
+    <w:p>
+      <w:pPr>
+        <w:pStyle w:val="NormalWeb"/>
+        <w:ind w:left="360"/>
+      </w:pPr>
+      <w:r>
+        <w:t>Before you can put data anywhere, you must define the "Filing Cabinet" structure. You have to tell the database exactly what kind of "Paper" (Data Type) goes into each "Drawer" (Column).</w:t>
+      </w:r>
+    </w:p>
+    <w:p>
+      <w:pPr>
+        <w:pStyle w:val="NormalWeb"/>
+        <w:ind w:left="360"/>
+      </w:pPr>
+      <w:r>
+        <w:rPr>
+          <w:b/>
+          <w:bCs/>
+        </w:rPr>
+        <w:t>The SQL Command:</w:t>
+      </w:r>
+    </w:p>
+    <w:p>
+      <w:pPr>
+        <w:ind w:left="360"/>
+      </w:pPr>
+      <w:r>
+        <w:rPr>
+          <w:rStyle w:val="ng-tns-c2543711336-111"/>
+        </w:rPr>
+        <w:t>SQL</w:t>
+      </w:r>
+    </w:p>
+    <w:p>
+      <w:pPr>
+        <w:pStyle w:val="HTMLPreformatted"/>
+        <w:ind w:left="360"/>
+        <w:rPr>
+          <w:rStyle w:val="HTMLCode"/>
+          <w:rFonts w:eastAsiaTheme="majorEastAsia"/>
+        </w:rPr>
+      </w:pPr>
+      <w:r>
+        <w:rPr>
+          <w:rStyle w:val="hljs-keyword"/>
+          <w:rFonts w:eastAsiaTheme="majorEastAsia"/>
+        </w:rPr>
+        <w:t>CREATE</w:t>
+      </w:r>
+      <w:r>
+        <w:rPr>
+          <w:rStyle w:val="HTMLCode"/>
+          <w:rFonts w:eastAsiaTheme="majorEastAsia"/>
+        </w:rPr>
+        <w:t xml:space="preserve"> </w:t>
+      </w:r>
+      <w:r>
+        <w:rPr>
+          <w:rStyle w:val="hljs-keyword"/>
+          <w:rFonts w:eastAsiaTheme="majorEastAsia"/>
+        </w:rPr>
+        <w:t>TABLE</w:t>
+      </w:r>
+      <w:r>
+        <w:rPr>
+          <w:rStyle w:val="HTMLCode"/>
+          <w:rFonts w:eastAsiaTheme="majorEastAsia"/>
+        </w:rPr>
+        <w:t xml:space="preserve"> Products (</w:t>
+      </w:r>
+    </w:p>
+    <w:p>
+      <w:pPr>
+        <w:pStyle w:val="HTMLPreformatted"/>
+        <w:ind w:left="360"/>
+        <w:rPr>
+          <w:rStyle w:val="HTMLCode"/>
+          <w:rFonts w:eastAsiaTheme="majorEastAsia"/>
+        </w:rPr>
+      </w:pPr>
+      <w:proofErr w:type="spellStart"/>
+      <w:r>
+        <w:rPr>
+          <w:rStyle w:val="HTMLCode"/>
+          <w:rFonts w:eastAsiaTheme="majorEastAsia"/>
+        </w:rPr>
+        <w:t>ProductID</w:t>
+      </w:r>
+      <w:proofErr w:type="spellEnd"/>
+      <w:r>
+        <w:rPr>
+          <w:rStyle w:val="HTMLCode"/>
+          <w:rFonts w:eastAsiaTheme="majorEastAsia"/>
+        </w:rPr>
+        <w:t xml:space="preserve"> </w:t>
+      </w:r>
+      <w:r>
+        <w:rPr>
+          <w:rStyle w:val="hljs-type"/>
+        </w:rPr>
+        <w:t>INT</w:t>
+      </w:r>
+      <w:r>
+        <w:rPr>
+          <w:rStyle w:val="HTMLCode"/>
+          <w:rFonts w:eastAsiaTheme="majorEastAsia"/>
+        </w:rPr>
+        <w:t xml:space="preserve"> </w:t>
+      </w:r>
+      <w:r>
+        <w:rPr>
+          <w:rStyle w:val="hljs-keyword"/>
+          <w:rFonts w:eastAsiaTheme="majorEastAsia"/>
+        </w:rPr>
+        <w:t>PRIMARY</w:t>
+      </w:r>
+      <w:r>
+        <w:rPr>
+          <w:rStyle w:val="HTMLCode"/>
+          <w:rFonts w:eastAsiaTheme="majorEastAsia"/>
+        </w:rPr>
+        <w:t xml:space="preserve"> KEY,</w:t>
+      </w:r>
+    </w:p>
+    <w:p>
+      <w:pPr>
+        <w:pStyle w:val="HTMLPreformatted"/>
+        <w:ind w:left="360"/>
+        <w:rPr>
+          <w:rStyle w:val="HTMLCode"/>
+          <w:rFonts w:eastAsiaTheme="majorEastAsia"/>
+        </w:rPr>
+      </w:pPr>
+      <w:proofErr w:type="spellStart"/>
+      <w:r>
+        <w:rPr>
+          <w:rStyle w:val="HTMLCode"/>
+          <w:rFonts w:eastAsiaTheme="majorEastAsia"/>
+        </w:rPr>
+        <w:t>ProductName</w:t>
+      </w:r>
+      <w:proofErr w:type="spellEnd"/>
+      <w:r>
+        <w:rPr>
+          <w:rStyle w:val="HTMLCode"/>
+          <w:rFonts w:eastAsiaTheme="majorEastAsia"/>
+        </w:rPr>
+        <w:t xml:space="preserve"> </w:t>
+      </w:r>
+      <w:proofErr w:type="gramStart"/>
+      <w:r>
+        <w:rPr>
+          <w:rStyle w:val="hljs-type"/>
+        </w:rPr>
+        <w:t>VARCHAR</w:t>
+      </w:r>
+      <w:r>
+        <w:rPr>
+          <w:rStyle w:val="HTMLCode"/>
+          <w:rFonts w:eastAsiaTheme="majorEastAsia"/>
+        </w:rPr>
+        <w:t>(</w:t>
+      </w:r>
+      <w:proofErr w:type="gramEnd"/>
+      <w:r>
+        <w:rPr>
+          <w:rStyle w:val="hljs-number"/>
+        </w:rPr>
+        <w:t>50</w:t>
+      </w:r>
+      <w:r>
+        <w:rPr>
+          <w:rStyle w:val="HTMLCode"/>
+          <w:rFonts w:eastAsiaTheme="majorEastAsia"/>
+        </w:rPr>
+        <w:t xml:space="preserve">) </w:t>
+      </w:r>
+      <w:r>
+        <w:rPr>
+          <w:rStyle w:val="hljs-keyword"/>
+          <w:rFonts w:eastAsiaTheme="majorEastAsia"/>
+        </w:rPr>
+        <w:t>NOT</w:t>
+      </w:r>
+      <w:r>
+        <w:rPr>
+          <w:rStyle w:val="HTMLCode"/>
+          <w:rFonts w:eastAsiaTheme="majorEastAsia"/>
+        </w:rPr>
+        <w:t xml:space="preserve"> </w:t>
+      </w:r>
+      <w:r>
+        <w:rPr>
+          <w:rStyle w:val="hljs-keyword"/>
+          <w:rFonts w:eastAsiaTheme="majorEastAsia"/>
+        </w:rPr>
+        <w:t>NULL</w:t>
+      </w:r>
+      <w:r>
+        <w:rPr>
+          <w:rStyle w:val="HTMLCode"/>
+          <w:rFonts w:eastAsiaTheme="majorEastAsia"/>
+        </w:rPr>
+        <w:t>,</w:t>
+      </w:r>
+    </w:p>
+    <w:p>
+      <w:pPr>
+        <w:pStyle w:val="HTMLPreformatted"/>
+        <w:ind w:left="360"/>
+        <w:rPr>
+          <w:rStyle w:val="HTMLCode"/>
+          <w:rFonts w:eastAsiaTheme="majorEastAsia"/>
+        </w:rPr>
+      </w:pPr>
+      <w:r>
+        <w:rPr>
+          <w:rStyle w:val="HTMLCode"/>
+          <w:rFonts w:eastAsiaTheme="majorEastAsia"/>
+        </w:rPr>
+        <w:t xml:space="preserve">Quantity </w:t>
+      </w:r>
+      <w:r>
+        <w:rPr>
+          <w:rStyle w:val="hljs-type"/>
+        </w:rPr>
+        <w:t>INT</w:t>
+      </w:r>
+      <w:r>
+        <w:rPr>
+          <w:rStyle w:val="HTMLCode"/>
+          <w:rFonts w:eastAsiaTheme="majorEastAsia"/>
+        </w:rPr>
+        <w:t xml:space="preserve"> </w:t>
+      </w:r>
+      <w:r>
+        <w:rPr>
+          <w:rStyle w:val="hljs-keyword"/>
+          <w:rFonts w:eastAsiaTheme="majorEastAsia"/>
+        </w:rPr>
+        <w:t>DEFAULT</w:t>
+      </w:r>
+      <w:r>
+        <w:rPr>
+          <w:rStyle w:val="HTMLCode"/>
+          <w:rFonts w:eastAsiaTheme="majorEastAsia"/>
+        </w:rPr>
+        <w:t xml:space="preserve"> </w:t>
+      </w:r>
+      <w:r>
+        <w:rPr>
+          <w:rStyle w:val="hljs-number"/>
+        </w:rPr>
+        <w:t>0</w:t>
+      </w:r>
+      <w:r>
+        <w:rPr>
+          <w:rStyle w:val="HTMLCode"/>
+          <w:rFonts w:eastAsiaTheme="majorEastAsia"/>
+        </w:rPr>
+        <w:t>,</w:t>
+      </w:r>
+    </w:p>
+    <w:p>
+      <w:pPr>
+        <w:pStyle w:val="HTMLPreformatted"/>
+        <w:ind w:left="360"/>
+        <w:rPr>
+          <w:rStyle w:val="HTMLCode"/>
+          <w:rFonts w:eastAsiaTheme="majorEastAsia"/>
+        </w:rPr>
+      </w:pPr>
+      <w:r>
+        <w:rPr>
+          <w:rStyle w:val="HTMLCode"/>
+          <w:rFonts w:eastAsiaTheme="majorEastAsia"/>
+        </w:rPr>
+        <w:t xml:space="preserve">Price </w:t>
+      </w:r>
+      <w:proofErr w:type="gramStart"/>
+      <w:r>
+        <w:rPr>
+          <w:rStyle w:val="hljs-type"/>
+        </w:rPr>
+        <w:t>DECIMAL</w:t>
+      </w:r>
+      <w:r>
+        <w:rPr>
+          <w:rStyle w:val="HTMLCode"/>
+          <w:rFonts w:eastAsiaTheme="majorEastAsia"/>
+        </w:rPr>
+        <w:t>(</w:t>
+      </w:r>
+      <w:proofErr w:type="gramEnd"/>
+      <w:r>
+        <w:rPr>
+          <w:rStyle w:val="hljs-number"/>
+        </w:rPr>
+        <w:t>10</w:t>
+      </w:r>
+      <w:r>
+        <w:rPr>
+          <w:rStyle w:val="HTMLCode"/>
+          <w:rFonts w:eastAsiaTheme="majorEastAsia"/>
+        </w:rPr>
+        <w:t xml:space="preserve">, </w:t>
+      </w:r>
+      <w:r>
+        <w:rPr>
+          <w:rStyle w:val="hljs-number"/>
+        </w:rPr>
+        <w:t>2</w:t>
+      </w:r>
+      <w:r>
+        <w:rPr>
+          <w:rStyle w:val="HTMLCode"/>
+          <w:rFonts w:eastAsiaTheme="majorEastAsia"/>
+        </w:rPr>
+        <w:t>),</w:t>
+      </w:r>
+    </w:p>
+    <w:p>
+      <w:pPr>
+        <w:pStyle w:val="HTMLPreformatted"/>
+        <w:ind w:left="360"/>
+        <w:rPr>
+          <w:rStyle w:val="HTMLCode"/>
+          <w:rFonts w:eastAsiaTheme="majorEastAsia"/>
+        </w:rPr>
+      </w:pPr>
+      <w:r>
+        <w:rPr>
+          <w:rStyle w:val="HTMLCode"/>
+          <w:rFonts w:eastAsiaTheme="majorEastAsia"/>
+        </w:rPr>
+        <w:t xml:space="preserve">Category </w:t>
+      </w:r>
+      <w:proofErr w:type="gramStart"/>
+      <w:r>
+        <w:rPr>
+          <w:rStyle w:val="hljs-type"/>
+        </w:rPr>
+        <w:t>VARCHAR</w:t>
+      </w:r>
+      <w:r>
+        <w:rPr>
+          <w:rStyle w:val="HTMLCode"/>
+          <w:rFonts w:eastAsiaTheme="majorEastAsia"/>
+        </w:rPr>
+        <w:t>(</w:t>
+      </w:r>
+      <w:proofErr w:type="gramEnd"/>
+      <w:r>
+        <w:rPr>
+          <w:rStyle w:val="hljs-number"/>
+        </w:rPr>
+        <w:t>20</w:t>
+      </w:r>
+      <w:r>
+        <w:rPr>
+          <w:rStyle w:val="HTMLCode"/>
+          <w:rFonts w:eastAsiaTheme="majorEastAsia"/>
+        </w:rPr>
+        <w:t>)</w:t>
+      </w:r>
+    </w:p>
+    <w:p>
+      <w:pPr>
+        <w:pStyle w:val="HTMLPreformatted"/>
+        <w:ind w:left="360"/>
+        <w:rPr>
+          <w:rStyle w:val="HTMLCode"/>
+          <w:rFonts w:eastAsiaTheme="majorEastAsia"/>
+        </w:rPr>
+      </w:pPr>
+      <w:r>
+        <w:rPr>
+          <w:rStyle w:val="HTMLCode"/>
+          <w:rFonts w:eastAsiaTheme="majorEastAsia"/>
+        </w:rPr>
+        <w:t>);</w:t>
+      </w:r>
+    </w:p>
+    <w:p>
+      <w:pPr>
+        <w:pStyle w:val="NormalWeb"/>
+        <w:ind w:left="360"/>
+      </w:pPr>
+      <w:r>
+        <w:rPr>
+          <w:b/>
+          <w:bCs/>
+        </w:rPr>
+        <w:t>What is happening here?</w:t>
+      </w:r>
+    </w:p>
+    <w:p>
+      <w:pPr>
+        <w:pStyle w:val="NormalWeb"/>
+        <w:ind w:left="360"/>
+      </w:pPr>
+      <w:r>
+        <w:rPr>
+          <w:rStyle w:val="HTMLCode"/>
+          <w:rFonts w:eastAsiaTheme="majorEastAsia"/>
+          <w:b/>
+          <w:bCs/>
+        </w:rPr>
+        <w:t>PRIMARY KEY</w:t>
+      </w:r>
+      <w:r>
+        <w:t>: Tells the database "This ID is unique. No two products can have the same ID."</w:t>
+      </w:r>
+    </w:p>
+    <w:p>
+      <w:pPr>
+        <w:pStyle w:val="NormalWeb"/>
+        <w:ind w:left="360"/>
+      </w:pPr>
+      <w:proofErr w:type="gramStart"/>
+      <w:r>
+        <w:rPr>
+          <w:rStyle w:val="HTMLCode"/>
+          <w:rFonts w:eastAsiaTheme="majorEastAsia"/>
+          <w:b/>
+          <w:bCs/>
+        </w:rPr>
+        <w:t>VARCHAR(</w:t>
+      </w:r>
+      <w:proofErr w:type="gramEnd"/>
+      <w:r>
+        <w:rPr>
+          <w:rStyle w:val="HTMLCode"/>
+          <w:rFonts w:eastAsiaTheme="majorEastAsia"/>
+          <w:b/>
+          <w:bCs/>
+        </w:rPr>
+        <w:t>50)</w:t>
+      </w:r>
+      <w:r>
+        <w:t>: A string that can hold up to 50 characters.</w:t>
+      </w:r>
+    </w:p>
+    <w:p>
+      <w:pPr>
+        <w:pStyle w:val="NormalWeb"/>
+        <w:ind w:left="360"/>
+      </w:pPr>
+      <w:r>
+        <w:rPr>
+          <w:rStyle w:val="HTMLCode"/>
+          <w:rFonts w:eastAsiaTheme="majorEastAsia"/>
+          <w:b/>
+          <w:bCs/>
+        </w:rPr>
+        <w:t>NOT NULL</w:t>
+      </w:r>
+      <w:r>
+        <w:t>: Prevents anyone from saving a product without a name.</w:t>
+      </w:r>
+    </w:p>
+    <w:p>
+      <w:pPr>
+        <w:pStyle w:val="NormalWeb"/>
+        <w:ind w:left="360"/>
+      </w:pPr>
+      <w:proofErr w:type="gramStart"/>
+      <w:r>
+        <w:rPr>
+          <w:rStyle w:val="HTMLCode"/>
+          <w:rFonts w:eastAsiaTheme="majorEastAsia"/>
+          <w:b/>
+          <w:bCs/>
+        </w:rPr>
+        <w:t>DECIMAL(</w:t>
+      </w:r>
+      <w:proofErr w:type="gramEnd"/>
+      <w:r>
+        <w:rPr>
+          <w:rStyle w:val="HTMLCode"/>
+          <w:rFonts w:eastAsiaTheme="majorEastAsia"/>
+          <w:b/>
+          <w:bCs/>
+        </w:rPr>
+        <w:t>10, 2)</w:t>
+      </w:r>
+      <w:r>
+        <w:t xml:space="preserve">: Perfect for money. It allows 10 digits total, with 2 after the decimal point (e.g., </w:t>
+      </w:r>
+      <w:r>
+        <w:rPr>
+          <w:rStyle w:val="math-inline"/>
+        </w:rPr>
+        <w:t>$99999999.99$</w:t>
+      </w:r>
+      <w:r>
+        <w:t>).</w:t>
+      </w:r>
+    </w:p>
+    <w:p>
+      <w:pPr>
+        <w:ind w:left="360"/>
+      </w:pPr>
+      <w:r>
+        <w:pict>
+          <v:rect id="_x0000_i1040" style="width:0;height:1.5pt" o:hralign="center" o:hrstd="t" o:hr="t" fillcolor="#a0a0a0" stroked="f"/>
+        </w:pict>
+      </w:r>
+    </w:p>
+    <w:p>
+      <w:pPr>
+        <w:pStyle w:val="Heading3"/>
+        <w:numPr>
+          <w:ilvl w:val="0"/>
+          <w:numId w:val="22"/>
+        </w:numPr>
+      </w:pPr>
+      <w:r>
+        <w:t>Inserting Data (</w:t>
+      </w:r>
+      <w:r>
+        <w:rPr>
+          <w:rStyle w:val="HTMLCode"/>
+          <w:rFonts w:eastAsiaTheme="majorEastAsia"/>
+        </w:rPr>
+        <w:t>INSERT INTO</w:t>
+      </w:r>
+      <w:r>
+        <w:t>)</w:t>
+      </w:r>
+    </w:p>
+    <w:p>
+      <w:pPr>
+        <w:pStyle w:val="NormalWeb"/>
+        <w:ind w:left="360"/>
+      </w:pPr>
+      <w:r>
+        <w:t>Once the table exists, you add "Rows" (Records) to it.</w:t>
+      </w:r>
+    </w:p>
+    <w:p>
+      <w:pPr>
+        <w:pStyle w:val="NormalWeb"/>
+        <w:ind w:left="360"/>
+      </w:pPr>
+      <w:r>
+        <w:rPr>
+          <w:b/>
+          <w:bCs/>
+        </w:rPr>
+        <w:t>The SQL Command:</w:t>
+      </w:r>
+    </w:p>
+    <w:p>
+      <w:pPr>
+        <w:ind w:left="360"/>
+      </w:pPr>
+      <w:r>
+        <w:rPr>
+          <w:rStyle w:val="ng-tns-c2543711336-112"/>
+        </w:rPr>
+        <w:t>SQL</w:t>
+      </w:r>
+    </w:p>
+    <w:p>
+      <w:pPr>
+        <w:pStyle w:val="HTMLPreformatted"/>
+        <w:ind w:left="360"/>
+        <w:rPr>
+          <w:rStyle w:val="HTMLCode"/>
+          <w:rFonts w:eastAsiaTheme="majorEastAsia"/>
+        </w:rPr>
+      </w:pPr>
+      <w:r>
+        <w:rPr>
+          <w:rStyle w:val="hljs-keyword"/>
+          <w:rFonts w:eastAsiaTheme="majorEastAsia"/>
+        </w:rPr>
+        <w:t>INSERT</w:t>
+      </w:r>
+      <w:r>
+        <w:rPr>
+          <w:rStyle w:val="HTMLCode"/>
+          <w:rFonts w:eastAsiaTheme="majorEastAsia"/>
+        </w:rPr>
+        <w:t xml:space="preserve"> </w:t>
+      </w:r>
+      <w:r>
+        <w:rPr>
+          <w:rStyle w:val="hljs-keyword"/>
+          <w:rFonts w:eastAsiaTheme="majorEastAsia"/>
+        </w:rPr>
+        <w:t>INTO</w:t>
+      </w:r>
+      <w:r>
+        <w:rPr>
+          <w:rStyle w:val="HTMLCode"/>
+          <w:rFonts w:eastAsiaTheme="majorEastAsia"/>
+        </w:rPr>
+        <w:t xml:space="preserve"> Products (</w:t>
+      </w:r>
+      <w:proofErr w:type="spellStart"/>
+      <w:r>
+        <w:rPr>
+          <w:rStyle w:val="HTMLCode"/>
+          <w:rFonts w:eastAsiaTheme="majorEastAsia"/>
+        </w:rPr>
+        <w:t>ProductID</w:t>
+      </w:r>
+      <w:proofErr w:type="spellEnd"/>
+      <w:r>
+        <w:rPr>
+          <w:rStyle w:val="HTMLCode"/>
+          <w:rFonts w:eastAsiaTheme="majorEastAsia"/>
+        </w:rPr>
+        <w:t xml:space="preserve">, </w:t>
+      </w:r>
+      <w:proofErr w:type="spellStart"/>
+      <w:r>
+        <w:rPr>
+          <w:rStyle w:val="HTMLCode"/>
+          <w:rFonts w:eastAsiaTheme="majorEastAsia"/>
+        </w:rPr>
+        <w:t>ProductName</w:t>
+      </w:r>
+      <w:proofErr w:type="spellEnd"/>
+      <w:r>
+        <w:rPr>
+          <w:rStyle w:val="HTMLCode"/>
+          <w:rFonts w:eastAsiaTheme="majorEastAsia"/>
+        </w:rPr>
+        <w:t>, Quantity, Price, Category)</w:t>
+      </w:r>
+    </w:p>
+    <w:p>
+      <w:pPr>
+        <w:pStyle w:val="HTMLPreformatted"/>
+        <w:ind w:left="360"/>
+        <w:rPr>
+          <w:rStyle w:val="HTMLCode"/>
+          <w:rFonts w:eastAsiaTheme="majorEastAsia"/>
+        </w:rPr>
+      </w:pPr>
+      <w:r>
+        <w:rPr>
+          <w:rStyle w:val="hljs-keyword"/>
+          <w:rFonts w:eastAsiaTheme="majorEastAsia"/>
+        </w:rPr>
+        <w:t>VALUES</w:t>
+      </w:r>
+      <w:r>
+        <w:rPr>
+          <w:rStyle w:val="HTMLCode"/>
+          <w:rFonts w:eastAsiaTheme="majorEastAsia"/>
+        </w:rPr>
+        <w:t xml:space="preserve"> (</w:t>
+      </w:r>
+      <w:r>
+        <w:rPr>
+          <w:rStyle w:val="hljs-number"/>
+        </w:rPr>
+        <w:t>101</w:t>
+      </w:r>
+      <w:r>
+        <w:rPr>
+          <w:rStyle w:val="HTMLCode"/>
+          <w:rFonts w:eastAsiaTheme="majorEastAsia"/>
+        </w:rPr>
+        <w:t xml:space="preserve">, </w:t>
+      </w:r>
+      <w:r>
+        <w:rPr>
+          <w:rStyle w:val="hljs-string"/>
+        </w:rPr>
+        <w:t>'Mechanical Keyboard'</w:t>
+      </w:r>
+      <w:r>
+        <w:rPr>
+          <w:rStyle w:val="HTMLCode"/>
+          <w:rFonts w:eastAsiaTheme="majorEastAsia"/>
+        </w:rPr>
+        <w:t xml:space="preserve">, </w:t>
+      </w:r>
+      <w:r>
+        <w:rPr>
+          <w:rStyle w:val="hljs-number"/>
+        </w:rPr>
+        <w:t>15</w:t>
+      </w:r>
+      <w:r>
+        <w:rPr>
+          <w:rStyle w:val="HTMLCode"/>
+          <w:rFonts w:eastAsiaTheme="majorEastAsia"/>
+        </w:rPr>
+        <w:t xml:space="preserve">, </w:t>
+      </w:r>
+      <w:r>
+        <w:rPr>
+          <w:rStyle w:val="hljs-number"/>
+        </w:rPr>
+        <w:t>89.50</w:t>
+      </w:r>
+      <w:r>
+        <w:rPr>
+          <w:rStyle w:val="HTMLCode"/>
+          <w:rFonts w:eastAsiaTheme="majorEastAsia"/>
+        </w:rPr>
+        <w:t xml:space="preserve">, </w:t>
+      </w:r>
+      <w:r>
+        <w:rPr>
+          <w:rStyle w:val="hljs-string"/>
+        </w:rPr>
+        <w:t>'Electronics'</w:t>
+      </w:r>
+      <w:r>
+        <w:rPr>
+          <w:rStyle w:val="HTMLCode"/>
+          <w:rFonts w:eastAsiaTheme="majorEastAsia"/>
+        </w:rPr>
+        <w:t>);</w:t>
+      </w:r>
+    </w:p>
+    <w:p>
+      <w:pPr>
+        <w:pStyle w:val="NormalWeb"/>
+        <w:ind w:left="360"/>
+      </w:pPr>
+      <w:r>
+        <w:rPr>
+          <w:b/>
+          <w:bCs/>
+        </w:rPr>
+        <w:t>Professional Rules for Inserting:</w:t>
+      </w:r>
+    </w:p>
+    <w:p>
+      <w:pPr>
+        <w:pStyle w:val="NormalWeb"/>
+        <w:numPr>
+          <w:ilvl w:val="0"/>
+          <w:numId w:val="23"/>
+        </w:numPr>
+      </w:pPr>
+      <w:r>
+        <w:rPr>
+          <w:b/>
+          <w:bCs/>
+        </w:rPr>
+        <w:t>Match the Order:</w:t>
+      </w:r>
+      <w:r>
+        <w:t xml:space="preserve"> The values in </w:t>
+      </w:r>
+      <w:proofErr w:type="gramStart"/>
+      <w:r>
+        <w:rPr>
+          <w:rStyle w:val="HTMLCode"/>
+          <w:rFonts w:eastAsiaTheme="majorEastAsia"/>
+        </w:rPr>
+        <w:t>VALUES(</w:t>
+      </w:r>
+      <w:proofErr w:type="gramEnd"/>
+      <w:r>
+        <w:rPr>
+          <w:rStyle w:val="HTMLCode"/>
+          <w:rFonts w:eastAsiaTheme="majorEastAsia"/>
+        </w:rPr>
+        <w:t>)</w:t>
+      </w:r>
+      <w:r>
+        <w:t xml:space="preserve"> must match the order of the columns you listed.</w:t>
+      </w:r>
+    </w:p>
+    <w:p>
+      <w:pPr>
+        <w:pStyle w:val="NormalWeb"/>
+        <w:numPr>
+          <w:ilvl w:val="0"/>
+          <w:numId w:val="23"/>
+        </w:numPr>
+      </w:pPr>
+      <w:r>
+        <w:rPr>
+          <w:b/>
+          <w:bCs/>
+        </w:rPr>
+        <w:t>Quotes for Strings:</w:t>
+      </w:r>
+      <w:r>
+        <w:t xml:space="preserve"> Names/Categories need single quotes (</w:t>
+      </w:r>
+      <w:r>
+        <w:rPr>
+          <w:rStyle w:val="HTMLCode"/>
+          <w:rFonts w:eastAsiaTheme="majorEastAsia"/>
+        </w:rPr>
+        <w:t>'Laptop'</w:t>
+      </w:r>
+      <w:r>
+        <w:t>). Numbers do not.</w:t>
+      </w:r>
+    </w:p>
+    <w:p>
+      <w:pPr>
+        <w:pStyle w:val="NormalWeb"/>
+        <w:numPr>
+          <w:ilvl w:val="0"/>
+          <w:numId w:val="23"/>
+        </w:numPr>
+      </w:pPr>
+      <w:r>
+        <w:rPr>
+          <w:b/>
+          <w:bCs/>
+        </w:rPr>
+        <w:lastRenderedPageBreak/>
+        <w:t>Constraint Check:</w:t>
+      </w:r>
+      <w:r>
+        <w:t xml:space="preserve"> If you try to insert a </w:t>
+      </w:r>
+      <w:r>
+        <w:rPr>
+          <w:rStyle w:val="HTMLCode"/>
+          <w:rFonts w:eastAsiaTheme="majorEastAsia"/>
+        </w:rPr>
+        <w:t>Quantity</w:t>
+      </w:r>
+      <w:r>
+        <w:t xml:space="preserve"> of "</w:t>
+      </w:r>
+      <w:proofErr w:type="spellStart"/>
+      <w:r>
+        <w:t>abc</w:t>
+      </w:r>
+      <w:proofErr w:type="spellEnd"/>
+      <w:r>
+        <w:t xml:space="preserve">", the </w:t>
+      </w:r>
+      <w:r>
+        <w:rPr>
+          <w:b/>
+          <w:bCs/>
+        </w:rPr>
+        <w:t>Consistency</w:t>
+      </w:r>
+      <w:r>
+        <w:t xml:space="preserve"> rule (from ACID) will block the command and show an error.</w:t>
+      </w:r>
+    </w:p>
+    <w:p>
+      <w:pPr>
+        <w:pStyle w:val="Heading3"/>
+        <w:numPr>
+          <w:ilvl w:val="0"/>
+          <w:numId w:val="22"/>
+        </w:numPr>
+      </w:pPr>
+      <w:r>
+        <w:t xml:space="preserve">Retrieving Data: The </w:t>
+      </w:r>
+      <w:r>
+        <w:rPr>
+          <w:rStyle w:val="HTMLCode"/>
+          <w:rFonts w:eastAsiaTheme="majorEastAsia"/>
+        </w:rPr>
+        <w:t>SELECT</w:t>
+      </w:r>
+      <w:r>
+        <w:t xml:space="preserve"> Statement</w:t>
+      </w:r>
+    </w:p>
+    <w:p>
+      <w:pPr>
+        <w:pStyle w:val="NormalWeb"/>
+        <w:ind w:left="360"/>
+      </w:pPr>
+      <w:r>
+        <w:t xml:space="preserve">The </w:t>
+      </w:r>
+      <w:r>
+        <w:rPr>
+          <w:rStyle w:val="HTMLCode"/>
+          <w:rFonts w:eastAsiaTheme="majorEastAsia"/>
+        </w:rPr>
+        <w:t>SELECT</w:t>
+      </w:r>
+      <w:r>
+        <w:t xml:space="preserve"> command is how you "Read" from the database. In your </w:t>
+      </w:r>
+      <w:r>
+        <w:rPr>
+          <w:b/>
+          <w:bCs/>
+        </w:rPr>
+        <w:t>Inventory Tracker</w:t>
+      </w:r>
+      <w:r>
+        <w:t>, this is how you build your "View All Items" screen.</w:t>
+      </w:r>
+    </w:p>
+    <w:p>
+      <w:pPr>
+        <w:pStyle w:val="NormalWeb"/>
+        <w:ind w:left="360"/>
+      </w:pPr>
+      <w:r>
+        <w:rPr>
+          <w:b/>
+          <w:bCs/>
+        </w:rPr>
+        <w:t>The Basic Ask:</w:t>
+      </w:r>
+      <w:r>
+        <w:t xml:space="preserve"> </w:t>
+      </w:r>
+      <w:r>
+        <w:rPr>
+          <w:rStyle w:val="HTMLCode"/>
+          <w:rFonts w:eastAsiaTheme="majorEastAsia"/>
+        </w:rPr>
+        <w:t>SELECT * FROM Products;</w:t>
+      </w:r>
+      <w:r>
+        <w:t xml:space="preserve"> (The </w:t>
+      </w:r>
+      <w:r>
+        <w:rPr>
+          <w:rStyle w:val="HTMLCode"/>
+          <w:rFonts w:eastAsiaTheme="majorEastAsia"/>
+        </w:rPr>
+        <w:t>*</w:t>
+      </w:r>
+      <w:r>
+        <w:t xml:space="preserve"> means "Give me every column").</w:t>
+      </w:r>
+    </w:p>
+    <w:p>
+      <w:pPr>
+        <w:pStyle w:val="NormalWeb"/>
+        <w:ind w:left="360"/>
+      </w:pPr>
+      <w:r>
+        <w:rPr>
+          <w:b/>
+          <w:bCs/>
+        </w:rPr>
+        <w:t>The Filter (</w:t>
+      </w:r>
+      <w:r>
+        <w:rPr>
+          <w:rStyle w:val="HTMLCode"/>
+          <w:rFonts w:eastAsiaTheme="majorEastAsia"/>
+          <w:b/>
+          <w:bCs/>
+        </w:rPr>
+        <w:t>WHERE</w:t>
+      </w:r>
+      <w:r>
+        <w:rPr>
+          <w:b/>
+          <w:bCs/>
+        </w:rPr>
+        <w:t>):</w:t>
+      </w:r>
+      <w:r>
+        <w:t xml:space="preserve"> </w:t>
+      </w:r>
+      <w:r>
+        <w:rPr>
+          <w:rStyle w:val="HTMLCode"/>
+          <w:rFonts w:eastAsiaTheme="majorEastAsia"/>
+        </w:rPr>
+        <w:t xml:space="preserve">SELECT </w:t>
+      </w:r>
+      <w:proofErr w:type="spellStart"/>
+      <w:r>
+        <w:rPr>
+          <w:rStyle w:val="HTMLCode"/>
+          <w:rFonts w:eastAsiaTheme="majorEastAsia"/>
+        </w:rPr>
+        <w:t>ProductName</w:t>
+      </w:r>
+      <w:proofErr w:type="spellEnd"/>
+      <w:r>
+        <w:rPr>
+          <w:rStyle w:val="HTMLCode"/>
+          <w:rFonts w:eastAsiaTheme="majorEastAsia"/>
+        </w:rPr>
+        <w:t>, Quantity FROM Products WHERE Quantity &lt; 5;</w:t>
+      </w:r>
+      <w:r>
+        <w:t xml:space="preserve"> (Great for "Low Stock" alerts!).</w:t>
+      </w:r>
+    </w:p>
+    <w:p>
+      <w:pPr>
+        <w:pStyle w:val="NormalWeb"/>
+        <w:ind w:left="360"/>
+      </w:pPr>
+      <w:r>
+        <w:rPr>
+          <w:b/>
+          <w:bCs/>
+        </w:rPr>
+        <w:t>The Sort (</w:t>
+      </w:r>
+      <w:r>
+        <w:rPr>
+          <w:rStyle w:val="HTMLCode"/>
+          <w:rFonts w:eastAsiaTheme="majorEastAsia"/>
+          <w:b/>
+          <w:bCs/>
+        </w:rPr>
+        <w:t>ORDER BY</w:t>
+      </w:r>
+      <w:r>
+        <w:rPr>
+          <w:b/>
+          <w:bCs/>
+        </w:rPr>
+        <w:t>):</w:t>
+      </w:r>
+      <w:r>
+        <w:t xml:space="preserve"> </w:t>
+      </w:r>
+      <w:r>
+        <w:rPr>
+          <w:rStyle w:val="HTMLCode"/>
+          <w:rFonts w:eastAsiaTheme="majorEastAsia"/>
+        </w:rPr>
+        <w:t>SELECT * FROM Products ORDER BY Price DESC;</w:t>
+      </w:r>
+      <w:r>
+        <w:t xml:space="preserve"> (Shows most expensive items first).</w:t>
+      </w:r>
+    </w:p>
+    <w:p>
+      <w:pPr>
+        <w:ind w:left="360"/>
+      </w:pPr>
+      <w:r>
+        <w:pict>
+          <v:rect id="_x0000_i1041" style="width:0;height:1.5pt" o:hralign="center" o:hrstd="t" o:hr="t" fillcolor="#a0a0a0" stroked="f"/>
+        </w:pict>
+      </w:r>
+    </w:p>
+    <w:p>
+      <w:pPr>
+        <w:pStyle w:val="Heading3"/>
+        <w:numPr>
+          <w:ilvl w:val="0"/>
+          <w:numId w:val="22"/>
+        </w:numPr>
+      </w:pPr>
+      <w:r>
+        <w:t xml:space="preserve">Modifying &amp; Removing: </w:t>
+      </w:r>
+      <w:r>
+        <w:rPr>
+          <w:rStyle w:val="HTMLCode"/>
+          <w:rFonts w:eastAsiaTheme="majorEastAsia"/>
+        </w:rPr>
+        <w:t>UPDATE</w:t>
+      </w:r>
+      <w:r>
+        <w:t xml:space="preserve"> and </w:t>
+      </w:r>
+      <w:r>
+        <w:rPr>
+          <w:rStyle w:val="HTMLCode"/>
+          <w:rFonts w:eastAsiaTheme="majorEastAsia"/>
+        </w:rPr>
+        <w:t>DELETE</w:t>
+      </w:r>
+    </w:p>
+    <w:p>
+      <w:pPr>
+        <w:pStyle w:val="NormalWeb"/>
+        <w:ind w:left="360"/>
+      </w:pPr>
+      <w:r>
+        <w:rPr>
+          <w:b/>
+          <w:bCs/>
+        </w:rPr>
+        <w:t>Warning:</w:t>
+      </w:r>
+      <w:r>
+        <w:t xml:space="preserve"> These are the "Dangerous" commands. If you forget a </w:t>
+      </w:r>
+      <w:r>
+        <w:rPr>
+          <w:rStyle w:val="HTMLCode"/>
+          <w:rFonts w:eastAsiaTheme="majorEastAsia"/>
+        </w:rPr>
+        <w:t>WHERE</w:t>
+      </w:r>
+      <w:r>
+        <w:t xml:space="preserve"> clause, you will change or delete </w:t>
+      </w:r>
+      <w:r>
+        <w:rPr>
+          <w:b/>
+          <w:bCs/>
+        </w:rPr>
+        <w:t>every single row</w:t>
+      </w:r>
+      <w:r>
+        <w:t xml:space="preserve"> in your database!</w:t>
+      </w:r>
+    </w:p>
+    <w:p>
+      <w:pPr>
+        <w:pStyle w:val="NormalWeb"/>
+        <w:ind w:left="360"/>
+      </w:pPr>
+      <w:r>
+        <w:rPr>
+          <w:b/>
+          <w:bCs/>
+        </w:rPr>
+        <w:t>Updating:</w:t>
+      </w:r>
+      <w:r>
+        <w:t xml:space="preserve"> Changing existing data.</w:t>
+      </w:r>
+    </w:p>
+    <w:p>
+      <w:pPr>
+        <w:pStyle w:val="NormalWeb"/>
+        <w:ind w:left="1080"/>
+      </w:pPr>
+      <w:r>
+        <w:rPr>
+          <w:rStyle w:val="HTMLCode"/>
+          <w:rFonts w:eastAsiaTheme="majorEastAsia"/>
+        </w:rPr>
+        <w:t xml:space="preserve">UPDATE Products SET Quantity = 20 WHERE </w:t>
+      </w:r>
+      <w:proofErr w:type="spellStart"/>
+      <w:r>
+        <w:rPr>
+          <w:rStyle w:val="HTMLCode"/>
+          <w:rFonts w:eastAsiaTheme="majorEastAsia"/>
+        </w:rPr>
+        <w:t>ProductID</w:t>
+      </w:r>
+      <w:proofErr w:type="spellEnd"/>
+      <w:r>
+        <w:rPr>
+          <w:rStyle w:val="HTMLCode"/>
+          <w:rFonts w:eastAsiaTheme="majorEastAsia"/>
+        </w:rPr>
+        <w:t xml:space="preserve"> = 101;</w:t>
+      </w:r>
+    </w:p>
+    <w:p>
+      <w:pPr>
+        <w:pStyle w:val="NormalWeb"/>
+        <w:ind w:left="360"/>
+      </w:pPr>
+      <w:r>
+        <w:rPr>
+          <w:b/>
+          <w:bCs/>
+        </w:rPr>
+        <w:t>Deleting:</w:t>
+      </w:r>
+      <w:r>
+        <w:t xml:space="preserve"> Removing a record.</w:t>
+      </w:r>
+    </w:p>
+    <w:p>
+      <w:pPr>
+        <w:pStyle w:val="NormalWeb"/>
+        <w:ind w:left="1080"/>
+      </w:pPr>
+      <w:r>
+        <w:rPr>
+          <w:rStyle w:val="HTMLCode"/>
+          <w:rFonts w:eastAsiaTheme="majorEastAsia"/>
+        </w:rPr>
+        <w:t xml:space="preserve">DELETE FROM Products WHERE </w:t>
+      </w:r>
+      <w:proofErr w:type="spellStart"/>
+      <w:r>
+        <w:rPr>
+          <w:rStyle w:val="HTMLCode"/>
+          <w:rFonts w:eastAsiaTheme="majorEastAsia"/>
+        </w:rPr>
+        <w:t>ProductID</w:t>
+      </w:r>
+      <w:proofErr w:type="spellEnd"/>
+      <w:r>
+        <w:rPr>
+          <w:rStyle w:val="HTMLCode"/>
+          <w:rFonts w:eastAsiaTheme="majorEastAsia"/>
+        </w:rPr>
+        <w:t xml:space="preserve"> = 101;</w:t>
+      </w:r>
+    </w:p>
+    <w:p>
+      <w:pPr>
+        <w:pStyle w:val="NormalWeb"/>
+        <w:ind w:left="360"/>
+      </w:pPr>
+      <w:r>
+        <w:rPr>
+          <w:b/>
+          <w:bCs/>
+        </w:rPr>
+        <w:t>Pro Tip:</w:t>
+      </w:r>
+      <w:r>
+        <w:t xml:space="preserve"> In a professional setting, we often use a "Soft Delete." We add a column called </w:t>
+      </w:r>
+      <w:proofErr w:type="spellStart"/>
+      <w:r>
+        <w:rPr>
+          <w:rStyle w:val="HTMLCode"/>
+          <w:rFonts w:eastAsiaTheme="majorEastAsia"/>
+        </w:rPr>
+        <w:t>IsActive</w:t>
+      </w:r>
+      <w:proofErr w:type="spellEnd"/>
+      <w:r>
+        <w:t xml:space="preserve"> (Boolean). Instead of deleting the row, we just set </w:t>
+      </w:r>
+      <w:proofErr w:type="spellStart"/>
+      <w:r>
+        <w:rPr>
+          <w:rStyle w:val="HTMLCode"/>
+          <w:rFonts w:eastAsiaTheme="majorEastAsia"/>
+        </w:rPr>
+        <w:t>IsActive</w:t>
+      </w:r>
+      <w:proofErr w:type="spellEnd"/>
+      <w:r>
+        <w:rPr>
+          <w:rStyle w:val="HTMLCode"/>
+          <w:rFonts w:eastAsiaTheme="majorEastAsia"/>
+        </w:rPr>
+        <w:t xml:space="preserve"> = 0</w:t>
+      </w:r>
+      <w:r>
+        <w:t>. This way, we never truly lose our history.</w:t>
+      </w:r>
+    </w:p>
+    <w:p>
+      <w:pPr>
         <w:rPr>
           <w:sz w:val="24"/>
           <w:szCs w:val="24"/>
         </w:rPr>
       </w:pPr>
+      <w:bookmarkStart w:id="0" w:name="_GoBack"/>
+      <w:bookmarkEnd w:id="0"/>
     </w:p>
     <w:sectPr>
       <w:pgSz w:w="12240" w:h="15840"/>
@@ -3607,9 +4873,208 @@
 </w:document>
 </file>
 
+<file path=word/endnotes.xml><?xml version="1.0" encoding="utf-8"?>
+<w:endnotes xmlns:wpc="http://schemas.microsoft.com/office/word/2010/wordprocessingCanvas" xmlns:mc="http://schemas.openxmlformats.org/markup-compatibility/2006" xmlns:o="urn:schemas-microsoft-com:office:office" xmlns:r="http://schemas.openxmlformats.org/officeDocument/2006/relationships" xmlns:m="http://schemas.openxmlformats.org/officeDocument/2006/math" xmlns:v="urn:schemas-microsoft-com:vml" xmlns:wp14="http://schemas.microsoft.com/office/word/2010/wordprocessingDrawing" xmlns:wp="http://schemas.openxmlformats.org/drawingml/2006/wordprocessingDrawing" xmlns:w10="urn:schemas-microsoft-com:office:word" xmlns:w="http://schemas.openxmlformats.org/wordprocessingml/2006/main" xmlns:w14="http://schemas.microsoft.com/office/word/2010/wordml" xmlns:w15="http://schemas.microsoft.com/office/word/2012/wordml" xmlns:wpg="http://schemas.microsoft.com/office/word/2010/wordprocessingGroup" xmlns:wpi="http://schemas.microsoft.com/office/word/2010/wordprocessingInk" xmlns:wne="http://schemas.microsoft.com/office/word/2006/wordml" xmlns:wps="http://schemas.microsoft.com/office/word/2010/wordprocessingShape" mc:Ignorable="w14 w15 wp14">
+  <w:endnote w:type="separator" w:id="-1">
+    <w:p>
+      <w:pPr>
+        <w:spacing w:after="0" w:line="240" w:lineRule="auto"/>
+      </w:pPr>
+      <w:r>
+        <w:separator/>
+      </w:r>
+    </w:p>
+  </w:endnote>
+  <w:endnote w:type="continuationSeparator" w:id="0">
+    <w:p>
+      <w:pPr>
+        <w:spacing w:after="0" w:line="240" w:lineRule="auto"/>
+      </w:pPr>
+      <w:r>
+        <w:continuationSeparator/>
+      </w:r>
+    </w:p>
+  </w:endnote>
+</w:endnotes>
+</file>
+
+<file path=word/footnotes.xml><?xml version="1.0" encoding="utf-8"?>
+<w:footnotes xmlns:wpc="http://schemas.microsoft.com/office/word/2010/wordprocessingCanvas" xmlns:mc="http://schemas.openxmlformats.org/markup-compatibility/2006" xmlns:o="urn:schemas-microsoft-com:office:office" xmlns:r="http://schemas.openxmlformats.org/officeDocument/2006/relationships" xmlns:m="http://schemas.openxmlformats.org/officeDocument/2006/math" xmlns:v="urn:schemas-microsoft-com:vml" xmlns:wp14="http://schemas.microsoft.com/office/word/2010/wordprocessingDrawing" xmlns:wp="http://schemas.openxmlformats.org/drawingml/2006/wordprocessingDrawing" xmlns:w10="urn:schemas-microsoft-com:office:word" xmlns:w="http://schemas.openxmlformats.org/wordprocessingml/2006/main" xmlns:w14="http://schemas.microsoft.com/office/word/2010/wordml" xmlns:w15="http://schemas.microsoft.com/office/word/2012/wordml" xmlns:wpg="http://schemas.microsoft.com/office/word/2010/wordprocessingGroup" xmlns:wpi="http://schemas.microsoft.com/office/word/2010/wordprocessingInk" xmlns:wne="http://schemas.microsoft.com/office/word/2006/wordml" xmlns:wps="http://schemas.microsoft.com/office/word/2010/wordprocessingShape" mc:Ignorable="w14 w15 wp14">
+  <w:footnote w:type="separator" w:id="-1">
+    <w:p>
+      <w:pPr>
+        <w:spacing w:after="0" w:line="240" w:lineRule="auto"/>
+      </w:pPr>
+      <w:r>
+        <w:separator/>
+      </w:r>
+    </w:p>
+  </w:footnote>
+  <w:footnote w:type="continuationSeparator" w:id="0">
+    <w:p>
+      <w:pPr>
+        <w:spacing w:after="0" w:line="240" w:lineRule="auto"/>
+      </w:pPr>
+      <w:r>
+        <w:continuationSeparator/>
+      </w:r>
+    </w:p>
+  </w:footnote>
+</w:footnotes>
+</file>
+
 <file path=word/numbering.xml><?xml version="1.0" encoding="utf-8"?>
 <w:numbering xmlns:wpc="http://schemas.microsoft.com/office/word/2010/wordprocessingCanvas" xmlns:mc="http://schemas.openxmlformats.org/markup-compatibility/2006" xmlns:o="urn:schemas-microsoft-com:office:office" xmlns:r="http://schemas.openxmlformats.org/officeDocument/2006/relationships" xmlns:m="http://schemas.openxmlformats.org/officeDocument/2006/math" xmlns:v="urn:schemas-microsoft-com:vml" xmlns:wp14="http://schemas.microsoft.com/office/word/2010/wordprocessingDrawing" xmlns:wp="http://schemas.openxmlformats.org/drawingml/2006/wordprocessingDrawing" xmlns:w10="urn:schemas-microsoft-com:office:word" xmlns:w="http://schemas.openxmlformats.org/wordprocessingml/2006/main" xmlns:w14="http://schemas.microsoft.com/office/word/2010/wordml" xmlns:w15="http://schemas.microsoft.com/office/word/2012/wordml" xmlns:wpg="http://schemas.microsoft.com/office/word/2010/wordprocessingGroup" xmlns:wpi="http://schemas.microsoft.com/office/word/2010/wordprocessingInk" xmlns:wne="http://schemas.microsoft.com/office/word/2006/wordml" xmlns:wps="http://schemas.microsoft.com/office/word/2010/wordprocessingShape" mc:Ignorable="w14 w15 wp14">
   <w:abstractNum w:abstractNumId="0">
+    <w:nsid w:val="02802911"/>
+    <w:multiLevelType w:val="multilevel"/>
+    <w:tmpl w:val="43C4206E"/>
+    <w:lvl w:ilvl="0">
+      <w:start w:val="1"/>
+      <w:numFmt w:val="bullet"/>
+      <w:lvlText w:val=""/>
+      <w:lvlJc w:val="left"/>
+      <w:pPr>
+        <w:tabs>
+          <w:tab w:val="num" w:pos="720"/>
+        </w:tabs>
+        <w:ind w:left="720" w:hanging="360"/>
+      </w:pPr>
+      <w:rPr>
+        <w:rFonts w:ascii="Symbol" w:hAnsi="Symbol" w:hint="default"/>
+        <w:sz w:val="20"/>
+      </w:rPr>
+    </w:lvl>
+    <w:lvl w:ilvl="1" w:tentative="1">
+      <w:start w:val="1"/>
+      <w:numFmt w:val="bullet"/>
+      <w:lvlText w:val="o"/>
+      <w:lvlJc w:val="left"/>
+      <w:pPr>
+        <w:tabs>
+          <w:tab w:val="num" w:pos="1440"/>
+        </w:tabs>
+        <w:ind w:left="1440" w:hanging="360"/>
+      </w:pPr>
+      <w:rPr>
+        <w:rFonts w:ascii="Courier New" w:hAnsi="Courier New" w:hint="default"/>
+        <w:sz w:val="20"/>
+      </w:rPr>
+    </w:lvl>
+    <w:lvl w:ilvl="2" w:tentative="1">
+      <w:start w:val="1"/>
+      <w:numFmt w:val="bullet"/>
+      <w:lvlText w:val=""/>
+      <w:lvlJc w:val="left"/>
+      <w:pPr>
+        <w:tabs>
+          <w:tab w:val="num" w:pos="2160"/>
+        </w:tabs>
+        <w:ind w:left="2160" w:hanging="360"/>
+      </w:pPr>
+      <w:rPr>
+        <w:rFonts w:ascii="Wingdings" w:hAnsi="Wingdings" w:hint="default"/>
+        <w:sz w:val="20"/>
+      </w:rPr>
+    </w:lvl>
+    <w:lvl w:ilvl="3" w:tentative="1">
+      <w:start w:val="1"/>
+      <w:numFmt w:val="bullet"/>
+      <w:lvlText w:val=""/>
+      <w:lvlJc w:val="left"/>
+      <w:pPr>
+        <w:tabs>
+          <w:tab w:val="num" w:pos="2880"/>
+        </w:tabs>
+        <w:ind w:left="2880" w:hanging="360"/>
+      </w:pPr>
+      <w:rPr>
+        <w:rFonts w:ascii="Wingdings" w:hAnsi="Wingdings" w:hint="default"/>
+        <w:sz w:val="20"/>
+      </w:rPr>
+    </w:lvl>
+    <w:lvl w:ilvl="4" w:tentative="1">
+      <w:start w:val="1"/>
+      <w:numFmt w:val="bullet"/>
+      <w:lvlText w:val=""/>
+      <w:lvlJc w:val="left"/>
+      <w:pPr>
+        <w:tabs>
+          <w:tab w:val="num" w:pos="3600"/>
+        </w:tabs>
+        <w:ind w:left="3600" w:hanging="360"/>
+      </w:pPr>
+      <w:rPr>
+        <w:rFonts w:ascii="Wingdings" w:hAnsi="Wingdings" w:hint="default"/>
+        <w:sz w:val="20"/>
+      </w:rPr>
+    </w:lvl>
+    <w:lvl w:ilvl="5" w:tentative="1">
+      <w:start w:val="1"/>
+      <w:numFmt w:val="bullet"/>
+      <w:lvlText w:val=""/>
+      <w:lvlJc w:val="left"/>
+      <w:pPr>
+        <w:tabs>
+          <w:tab w:val="num" w:pos="4320"/>
+        </w:tabs>
+        <w:ind w:left="4320" w:hanging="360"/>
+      </w:pPr>
+      <w:rPr>
+        <w:rFonts w:ascii="Wingdings" w:hAnsi="Wingdings" w:hint="default"/>
+        <w:sz w:val="20"/>
+      </w:rPr>
+    </w:lvl>
+    <w:lvl w:ilvl="6" w:tentative="1">
+      <w:start w:val="1"/>
+      <w:numFmt w:val="bullet"/>
+      <w:lvlText w:val=""/>
+      <w:lvlJc w:val="left"/>
+      <w:pPr>
+        <w:tabs>
+          <w:tab w:val="num" w:pos="5040"/>
+        </w:tabs>
+        <w:ind w:left="5040" w:hanging="360"/>
+      </w:pPr>
+      <w:rPr>
+        <w:rFonts w:ascii="Wingdings" w:hAnsi="Wingdings" w:hint="default"/>
+        <w:sz w:val="20"/>
+      </w:rPr>
+    </w:lvl>
+    <w:lvl w:ilvl="7" w:tentative="1">
+      <w:start w:val="1"/>
+      <w:numFmt w:val="bullet"/>
+      <w:lvlText w:val=""/>
+      <w:lvlJc w:val="left"/>
+      <w:pPr>
+        <w:tabs>
+          <w:tab w:val="num" w:pos="5760"/>
+        </w:tabs>
+        <w:ind w:left="5760" w:hanging="360"/>
+      </w:pPr>
+      <w:rPr>
+        <w:rFonts w:ascii="Wingdings" w:hAnsi="Wingdings" w:hint="default"/>
+        <w:sz w:val="20"/>
+      </w:rPr>
+    </w:lvl>
+    <w:lvl w:ilvl="8" w:tentative="1">
+      <w:start w:val="1"/>
+      <w:numFmt w:val="bullet"/>
+      <w:lvlText w:val=""/>
+      <w:lvlJc w:val="left"/>
+      <w:pPr>
+        <w:tabs>
+          <w:tab w:val="num" w:pos="6480"/>
+        </w:tabs>
+        <w:ind w:left="6480" w:hanging="360"/>
+      </w:pPr>
+      <w:rPr>
+        <w:rFonts w:ascii="Wingdings" w:hAnsi="Wingdings" w:hint="default"/>
+        <w:sz w:val="20"/>
+      </w:rPr>
+    </w:lvl>
+  </w:abstractNum>
+  <w:abstractNum w:abstractNumId="1">
     <w:nsid w:val="07185D96"/>
     <w:multiLevelType w:val="multilevel"/>
     <w:tmpl w:val="15548A70"/>
@@ -3758,7 +5223,7 @@
       </w:rPr>
     </w:lvl>
   </w:abstractNum>
-  <w:abstractNum w:abstractNumId="1">
+  <w:abstractNum w:abstractNumId="2">
     <w:nsid w:val="0CEC706E"/>
     <w:multiLevelType w:val="multilevel"/>
     <w:tmpl w:val="12A0FE32"/>
@@ -3907,7 +5372,233 @@
       </w:rPr>
     </w:lvl>
   </w:abstractNum>
-  <w:abstractNum w:abstractNumId="2">
+  <w:abstractNum w:abstractNumId="3">
+    <w:nsid w:val="0F136C8C"/>
+    <w:multiLevelType w:val="multilevel"/>
+    <w:tmpl w:val="FF9CC3AE"/>
+    <w:lvl w:ilvl="0">
+      <w:start w:val="1"/>
+      <w:numFmt w:val="decimal"/>
+      <w:lvlText w:val="%1."/>
+      <w:lvlJc w:val="left"/>
+      <w:pPr>
+        <w:tabs>
+          <w:tab w:val="num" w:pos="720"/>
+        </w:tabs>
+        <w:ind w:left="720" w:hanging="360"/>
+      </w:pPr>
+    </w:lvl>
+    <w:lvl w:ilvl="1" w:tentative="1">
+      <w:start w:val="1"/>
+      <w:numFmt w:val="decimal"/>
+      <w:lvlText w:val="%2."/>
+      <w:lvlJc w:val="left"/>
+      <w:pPr>
+        <w:tabs>
+          <w:tab w:val="num" w:pos="1440"/>
+        </w:tabs>
+        <w:ind w:left="1440" w:hanging="360"/>
+      </w:pPr>
+    </w:lvl>
+    <w:lvl w:ilvl="2" w:tentative="1">
+      <w:start w:val="1"/>
+      <w:numFmt w:val="decimal"/>
+      <w:lvlText w:val="%3."/>
+      <w:lvlJc w:val="left"/>
+      <w:pPr>
+        <w:tabs>
+          <w:tab w:val="num" w:pos="2160"/>
+        </w:tabs>
+        <w:ind w:left="2160" w:hanging="360"/>
+      </w:pPr>
+    </w:lvl>
+    <w:lvl w:ilvl="3" w:tentative="1">
+      <w:start w:val="1"/>
+      <w:numFmt w:val="decimal"/>
+      <w:lvlText w:val="%4."/>
+      <w:lvlJc w:val="left"/>
+      <w:pPr>
+        <w:tabs>
+          <w:tab w:val="num" w:pos="2880"/>
+        </w:tabs>
+        <w:ind w:left="2880" w:hanging="360"/>
+      </w:pPr>
+    </w:lvl>
+    <w:lvl w:ilvl="4" w:tentative="1">
+      <w:start w:val="1"/>
+      <w:numFmt w:val="decimal"/>
+      <w:lvlText w:val="%5."/>
+      <w:lvlJc w:val="left"/>
+      <w:pPr>
+        <w:tabs>
+          <w:tab w:val="num" w:pos="3600"/>
+        </w:tabs>
+        <w:ind w:left="3600" w:hanging="360"/>
+      </w:pPr>
+    </w:lvl>
+    <w:lvl w:ilvl="5" w:tentative="1">
+      <w:start w:val="1"/>
+      <w:numFmt w:val="decimal"/>
+      <w:lvlText w:val="%6."/>
+      <w:lvlJc w:val="left"/>
+      <w:pPr>
+        <w:tabs>
+          <w:tab w:val="num" w:pos="4320"/>
+        </w:tabs>
+        <w:ind w:left="4320" w:hanging="360"/>
+      </w:pPr>
+    </w:lvl>
+    <w:lvl w:ilvl="6" w:tentative="1">
+      <w:start w:val="1"/>
+      <w:numFmt w:val="decimal"/>
+      <w:lvlText w:val="%7."/>
+      <w:lvlJc w:val="left"/>
+      <w:pPr>
+        <w:tabs>
+          <w:tab w:val="num" w:pos="5040"/>
+        </w:tabs>
+        <w:ind w:left="5040" w:hanging="360"/>
+      </w:pPr>
+    </w:lvl>
+    <w:lvl w:ilvl="7" w:tentative="1">
+      <w:start w:val="1"/>
+      <w:numFmt w:val="decimal"/>
+      <w:lvlText w:val="%8."/>
+      <w:lvlJc w:val="left"/>
+      <w:pPr>
+        <w:tabs>
+          <w:tab w:val="num" w:pos="5760"/>
+        </w:tabs>
+        <w:ind w:left="5760" w:hanging="360"/>
+      </w:pPr>
+    </w:lvl>
+    <w:lvl w:ilvl="8" w:tentative="1">
+      <w:start w:val="1"/>
+      <w:numFmt w:val="decimal"/>
+      <w:lvlText w:val="%9."/>
+      <w:lvlJc w:val="left"/>
+      <w:pPr>
+        <w:tabs>
+          <w:tab w:val="num" w:pos="6480"/>
+        </w:tabs>
+        <w:ind w:left="6480" w:hanging="360"/>
+      </w:pPr>
+    </w:lvl>
+  </w:abstractNum>
+  <w:abstractNum w:abstractNumId="4">
+    <w:nsid w:val="10257C03"/>
+    <w:multiLevelType w:val="multilevel"/>
+    <w:tmpl w:val="FF9CC3AE"/>
+    <w:lvl w:ilvl="0">
+      <w:start w:val="1"/>
+      <w:numFmt w:val="decimal"/>
+      <w:lvlText w:val="%1."/>
+      <w:lvlJc w:val="left"/>
+      <w:pPr>
+        <w:tabs>
+          <w:tab w:val="num" w:pos="720"/>
+        </w:tabs>
+        <w:ind w:left="720" w:hanging="360"/>
+      </w:pPr>
+    </w:lvl>
+    <w:lvl w:ilvl="1" w:tentative="1">
+      <w:start w:val="1"/>
+      <w:numFmt w:val="decimal"/>
+      <w:lvlText w:val="%2."/>
+      <w:lvlJc w:val="left"/>
+      <w:pPr>
+        <w:tabs>
+          <w:tab w:val="num" w:pos="1440"/>
+        </w:tabs>
+        <w:ind w:left="1440" w:hanging="360"/>
+      </w:pPr>
+    </w:lvl>
+    <w:lvl w:ilvl="2" w:tentative="1">
+      <w:start w:val="1"/>
+      <w:numFmt w:val="decimal"/>
+      <w:lvlText w:val="%3."/>
+      <w:lvlJc w:val="left"/>
+      <w:pPr>
+        <w:tabs>
+          <w:tab w:val="num" w:pos="2160"/>
+        </w:tabs>
+        <w:ind w:left="2160" w:hanging="360"/>
+      </w:pPr>
+    </w:lvl>
+    <w:lvl w:ilvl="3" w:tentative="1">
+      <w:start w:val="1"/>
+      <w:numFmt w:val="decimal"/>
+      <w:lvlText w:val="%4."/>
+      <w:lvlJc w:val="left"/>
+      <w:pPr>
+        <w:tabs>
+          <w:tab w:val="num" w:pos="2880"/>
+        </w:tabs>
+        <w:ind w:left="2880" w:hanging="360"/>
+      </w:pPr>
+    </w:lvl>
+    <w:lvl w:ilvl="4" w:tentative="1">
+      <w:start w:val="1"/>
+      <w:numFmt w:val="decimal"/>
+      <w:lvlText w:val="%5."/>
+      <w:lvlJc w:val="left"/>
+      <w:pPr>
+        <w:tabs>
+          <w:tab w:val="num" w:pos="3600"/>
+        </w:tabs>
+        <w:ind w:left="3600" w:hanging="360"/>
+      </w:pPr>
+    </w:lvl>
+    <w:lvl w:ilvl="5" w:tentative="1">
+      <w:start w:val="1"/>
+      <w:numFmt w:val="decimal"/>
+      <w:lvlText w:val="%6."/>
+      <w:lvlJc w:val="left"/>
+      <w:pPr>
+        <w:tabs>
+          <w:tab w:val="num" w:pos="4320"/>
+        </w:tabs>
+        <w:ind w:left="4320" w:hanging="360"/>
+      </w:pPr>
+    </w:lvl>
+    <w:lvl w:ilvl="6" w:tentative="1">
+      <w:start w:val="1"/>
+      <w:numFmt w:val="decimal"/>
+      <w:lvlText w:val="%7."/>
+      <w:lvlJc w:val="left"/>
+      <w:pPr>
+        <w:tabs>
+          <w:tab w:val="num" w:pos="5040"/>
+        </w:tabs>
+        <w:ind w:left="5040" w:hanging="360"/>
+      </w:pPr>
+    </w:lvl>
+    <w:lvl w:ilvl="7" w:tentative="1">
+      <w:start w:val="1"/>
+      <w:numFmt w:val="decimal"/>
+      <w:lvlText w:val="%8."/>
+      <w:lvlJc w:val="left"/>
+      <w:pPr>
+        <w:tabs>
+          <w:tab w:val="num" w:pos="5760"/>
+        </w:tabs>
+        <w:ind w:left="5760" w:hanging="360"/>
+      </w:pPr>
+    </w:lvl>
+    <w:lvl w:ilvl="8" w:tentative="1">
+      <w:start w:val="1"/>
+      <w:numFmt w:val="decimal"/>
+      <w:lvlText w:val="%9."/>
+      <w:lvlJc w:val="left"/>
+      <w:pPr>
+        <w:tabs>
+          <w:tab w:val="num" w:pos="6480"/>
+        </w:tabs>
+        <w:ind w:left="6480" w:hanging="360"/>
+      </w:pPr>
+    </w:lvl>
+  </w:abstractNum>
+  <w:abstractNum w:abstractNumId="5">
     <w:nsid w:val="20661C9A"/>
     <w:multiLevelType w:val="multilevel"/>
     <w:tmpl w:val="085044EC"/>
@@ -4020,7 +5711,7 @@
       </w:pPr>
     </w:lvl>
   </w:abstractNum>
-  <w:abstractNum w:abstractNumId="3">
+  <w:abstractNum w:abstractNumId="6">
     <w:nsid w:val="241732B3"/>
     <w:multiLevelType w:val="multilevel"/>
     <w:tmpl w:val="72046B6C"/>
@@ -4169,7 +5860,301 @@
       </w:rPr>
     </w:lvl>
   </w:abstractNum>
-  <w:abstractNum w:abstractNumId="4">
+  <w:abstractNum w:abstractNumId="7">
+    <w:nsid w:val="274D7D8D"/>
+    <w:multiLevelType w:val="multilevel"/>
+    <w:tmpl w:val="98D6D342"/>
+    <w:lvl w:ilvl="0">
+      <w:start w:val="1"/>
+      <w:numFmt w:val="bullet"/>
+      <w:lvlText w:val=""/>
+      <w:lvlJc w:val="left"/>
+      <w:pPr>
+        <w:tabs>
+          <w:tab w:val="num" w:pos="720"/>
+        </w:tabs>
+        <w:ind w:left="720" w:hanging="360"/>
+      </w:pPr>
+      <w:rPr>
+        <w:rFonts w:ascii="Symbol" w:hAnsi="Symbol" w:hint="default"/>
+      </w:rPr>
+    </w:lvl>
+    <w:lvl w:ilvl="1" w:tentative="1">
+      <w:start w:val="1"/>
+      <w:numFmt w:val="decimal"/>
+      <w:lvlText w:val="%2."/>
+      <w:lvlJc w:val="left"/>
+      <w:pPr>
+        <w:tabs>
+          <w:tab w:val="num" w:pos="1440"/>
+        </w:tabs>
+        <w:ind w:left="1440" w:hanging="360"/>
+      </w:pPr>
+    </w:lvl>
+    <w:lvl w:ilvl="2" w:tentative="1">
+      <w:start w:val="1"/>
+      <w:numFmt w:val="decimal"/>
+      <w:lvlText w:val="%3."/>
+      <w:lvlJc w:val="left"/>
+      <w:pPr>
+        <w:tabs>
+          <w:tab w:val="num" w:pos="2160"/>
+        </w:tabs>
+        <w:ind w:left="2160" w:hanging="360"/>
+      </w:pPr>
+    </w:lvl>
+    <w:lvl w:ilvl="3" w:tentative="1">
+      <w:start w:val="1"/>
+      <w:numFmt w:val="decimal"/>
+      <w:lvlText w:val="%4."/>
+      <w:lvlJc w:val="left"/>
+      <w:pPr>
+        <w:tabs>
+          <w:tab w:val="num" w:pos="2880"/>
+        </w:tabs>
+        <w:ind w:left="2880" w:hanging="360"/>
+      </w:pPr>
+    </w:lvl>
+    <w:lvl w:ilvl="4" w:tentative="1">
+      <w:start w:val="1"/>
+      <w:numFmt w:val="decimal"/>
+      <w:lvlText w:val="%5."/>
+      <w:lvlJc w:val="left"/>
+      <w:pPr>
+        <w:tabs>
+          <w:tab w:val="num" w:pos="3600"/>
+        </w:tabs>
+        <w:ind w:left="3600" w:hanging="360"/>
+      </w:pPr>
+    </w:lvl>
+    <w:lvl w:ilvl="5" w:tentative="1">
+      <w:start w:val="1"/>
+      <w:numFmt w:val="decimal"/>
+      <w:lvlText w:val="%6."/>
+      <w:lvlJc w:val="left"/>
+      <w:pPr>
+        <w:tabs>
+          <w:tab w:val="num" w:pos="4320"/>
+        </w:tabs>
+        <w:ind w:left="4320" w:hanging="360"/>
+      </w:pPr>
+    </w:lvl>
+    <w:lvl w:ilvl="6" w:tentative="1">
+      <w:start w:val="1"/>
+      <w:numFmt w:val="decimal"/>
+      <w:lvlText w:val="%7."/>
+      <w:lvlJc w:val="left"/>
+      <w:pPr>
+        <w:tabs>
+          <w:tab w:val="num" w:pos="5040"/>
+        </w:tabs>
+        <w:ind w:left="5040" w:hanging="360"/>
+      </w:pPr>
+    </w:lvl>
+    <w:lvl w:ilvl="7" w:tentative="1">
+      <w:start w:val="1"/>
+      <w:numFmt w:val="decimal"/>
+      <w:lvlText w:val="%8."/>
+      <w:lvlJc w:val="left"/>
+      <w:pPr>
+        <w:tabs>
+          <w:tab w:val="num" w:pos="5760"/>
+        </w:tabs>
+        <w:ind w:left="5760" w:hanging="360"/>
+      </w:pPr>
+    </w:lvl>
+    <w:lvl w:ilvl="8" w:tentative="1">
+      <w:start w:val="1"/>
+      <w:numFmt w:val="decimal"/>
+      <w:lvlText w:val="%9."/>
+      <w:lvlJc w:val="left"/>
+      <w:pPr>
+        <w:tabs>
+          <w:tab w:val="num" w:pos="6480"/>
+        </w:tabs>
+        <w:ind w:left="6480" w:hanging="360"/>
+      </w:pPr>
+    </w:lvl>
+  </w:abstractNum>
+  <w:abstractNum w:abstractNumId="8">
+    <w:nsid w:val="2E0651F7"/>
+    <w:multiLevelType w:val="multilevel"/>
+    <w:tmpl w:val="8024520E"/>
+    <w:lvl w:ilvl="0">
+      <w:start w:val="1"/>
+      <w:numFmt w:val="decimal"/>
+      <w:lvlText w:val="%1."/>
+      <w:lvlJc w:val="left"/>
+      <w:pPr>
+        <w:ind w:left="720" w:hanging="360"/>
+      </w:pPr>
+      <w:rPr>
+        <w:rFonts w:hint="default"/>
+      </w:rPr>
+    </w:lvl>
+    <w:lvl w:ilvl="1" w:tentative="1">
+      <w:start w:val="1"/>
+      <w:numFmt w:val="lowerLetter"/>
+      <w:lvlText w:val="%2."/>
+      <w:lvlJc w:val="left"/>
+      <w:pPr>
+        <w:ind w:left="1440" w:hanging="360"/>
+      </w:pPr>
+    </w:lvl>
+    <w:lvl w:ilvl="2" w:tentative="1">
+      <w:start w:val="1"/>
+      <w:numFmt w:val="lowerRoman"/>
+      <w:lvlText w:val="%3."/>
+      <w:lvlJc w:val="right"/>
+      <w:pPr>
+        <w:ind w:left="2160" w:hanging="180"/>
+      </w:pPr>
+    </w:lvl>
+    <w:lvl w:ilvl="3" w:tentative="1">
+      <w:start w:val="1"/>
+      <w:numFmt w:val="decimal"/>
+      <w:lvlText w:val="%4."/>
+      <w:lvlJc w:val="left"/>
+      <w:pPr>
+        <w:ind w:left="2880" w:hanging="360"/>
+      </w:pPr>
+    </w:lvl>
+    <w:lvl w:ilvl="4" w:tentative="1">
+      <w:start w:val="1"/>
+      <w:numFmt w:val="lowerLetter"/>
+      <w:lvlText w:val="%5."/>
+      <w:lvlJc w:val="left"/>
+      <w:pPr>
+        <w:ind w:left="3600" w:hanging="360"/>
+      </w:pPr>
+    </w:lvl>
+    <w:lvl w:ilvl="5" w:tentative="1">
+      <w:start w:val="1"/>
+      <w:numFmt w:val="lowerRoman"/>
+      <w:lvlText w:val="%6."/>
+      <w:lvlJc w:val="right"/>
+      <w:pPr>
+        <w:ind w:left="4320" w:hanging="180"/>
+      </w:pPr>
+    </w:lvl>
+    <w:lvl w:ilvl="6" w:tentative="1">
+      <w:start w:val="1"/>
+      <w:numFmt w:val="decimal"/>
+      <w:lvlText w:val="%7."/>
+      <w:lvlJc w:val="left"/>
+      <w:pPr>
+        <w:ind w:left="5040" w:hanging="360"/>
+      </w:pPr>
+    </w:lvl>
+    <w:lvl w:ilvl="7" w:tentative="1">
+      <w:start w:val="1"/>
+      <w:numFmt w:val="lowerLetter"/>
+      <w:lvlText w:val="%8."/>
+      <w:lvlJc w:val="left"/>
+      <w:pPr>
+        <w:ind w:left="5760" w:hanging="360"/>
+      </w:pPr>
+    </w:lvl>
+    <w:lvl w:ilvl="8" w:tentative="1">
+      <w:start w:val="1"/>
+      <w:numFmt w:val="lowerRoman"/>
+      <w:lvlText w:val="%9."/>
+      <w:lvlJc w:val="right"/>
+      <w:pPr>
+        <w:ind w:left="6480" w:hanging="180"/>
+      </w:pPr>
+    </w:lvl>
+  </w:abstractNum>
+  <w:abstractNum w:abstractNumId="9">
+    <w:nsid w:val="30F158E2"/>
+    <w:multiLevelType w:val="multilevel"/>
+    <w:tmpl w:val="8024520E"/>
+    <w:lvl w:ilvl="0">
+      <w:start w:val="1"/>
+      <w:numFmt w:val="decimal"/>
+      <w:lvlText w:val="%1."/>
+      <w:lvlJc w:val="left"/>
+      <w:pPr>
+        <w:ind w:left="720" w:hanging="360"/>
+      </w:pPr>
+      <w:rPr>
+        <w:rFonts w:hint="default"/>
+      </w:rPr>
+    </w:lvl>
+    <w:lvl w:ilvl="1" w:tentative="1">
+      <w:start w:val="1"/>
+      <w:numFmt w:val="lowerLetter"/>
+      <w:lvlText w:val="%2."/>
+      <w:lvlJc w:val="left"/>
+      <w:pPr>
+        <w:ind w:left="1440" w:hanging="360"/>
+      </w:pPr>
+    </w:lvl>
+    <w:lvl w:ilvl="2" w:tentative="1">
+      <w:start w:val="1"/>
+      <w:numFmt w:val="lowerRoman"/>
+      <w:lvlText w:val="%3."/>
+      <w:lvlJc w:val="right"/>
+      <w:pPr>
+        <w:ind w:left="2160" w:hanging="180"/>
+      </w:pPr>
+    </w:lvl>
+    <w:lvl w:ilvl="3" w:tentative="1">
+      <w:start w:val="1"/>
+      <w:numFmt w:val="decimal"/>
+      <w:lvlText w:val="%4."/>
+      <w:lvlJc w:val="left"/>
+      <w:pPr>
+        <w:ind w:left="2880" w:hanging="360"/>
+      </w:pPr>
+    </w:lvl>
+    <w:lvl w:ilvl="4" w:tentative="1">
+      <w:start w:val="1"/>
+      <w:numFmt w:val="lowerLetter"/>
+      <w:lvlText w:val="%5."/>
+      <w:lvlJc w:val="left"/>
+      <w:pPr>
+        <w:ind w:left="3600" w:hanging="360"/>
+      </w:pPr>
+    </w:lvl>
+    <w:lvl w:ilvl="5" w:tentative="1">
+      <w:start w:val="1"/>
+      <w:numFmt w:val="lowerRoman"/>
+      <w:lvlText w:val="%6."/>
+      <w:lvlJc w:val="right"/>
+      <w:pPr>
+        <w:ind w:left="4320" w:hanging="180"/>
+      </w:pPr>
+    </w:lvl>
+    <w:lvl w:ilvl="6" w:tentative="1">
+      <w:start w:val="1"/>
+      <w:numFmt w:val="decimal"/>
+      <w:lvlText w:val="%7."/>
+      <w:lvlJc w:val="left"/>
+      <w:pPr>
+        <w:ind w:left="5040" w:hanging="360"/>
+      </w:pPr>
+    </w:lvl>
+    <w:lvl w:ilvl="7" w:tentative="1">
+      <w:start w:val="1"/>
+      <w:numFmt w:val="lowerLetter"/>
+      <w:lvlText w:val="%8."/>
+      <w:lvlJc w:val="left"/>
+      <w:pPr>
+        <w:ind w:left="5760" w:hanging="360"/>
+      </w:pPr>
+    </w:lvl>
+    <w:lvl w:ilvl="8" w:tentative="1">
+      <w:start w:val="1"/>
+      <w:numFmt w:val="lowerRoman"/>
+      <w:lvlText w:val="%9."/>
+      <w:lvlJc w:val="right"/>
+      <w:pPr>
+        <w:ind w:left="6480" w:hanging="180"/>
+      </w:pPr>
+    </w:lvl>
+  </w:abstractNum>
+  <w:abstractNum w:abstractNumId="10">
     <w:nsid w:val="34683BBB"/>
     <w:multiLevelType w:val="multilevel"/>
     <w:tmpl w:val="71B6EDE8"/>
@@ -4318,7 +6303,7 @@
       </w:rPr>
     </w:lvl>
   </w:abstractNum>
-  <w:abstractNum w:abstractNumId="5">
+  <w:abstractNum w:abstractNumId="11">
     <w:nsid w:val="3A7C77B2"/>
     <w:multiLevelType w:val="multilevel"/>
     <w:tmpl w:val="805006EC"/>
@@ -4431,7 +6416,7 @@
       </w:pPr>
     </w:lvl>
   </w:abstractNum>
-  <w:abstractNum w:abstractNumId="6">
+  <w:abstractNum w:abstractNumId="12">
     <w:nsid w:val="3CB64F91"/>
     <w:multiLevelType w:val="multilevel"/>
     <w:tmpl w:val="4C2CA79E"/>
@@ -4580,7 +6565,272 @@
       </w:rPr>
     </w:lvl>
   </w:abstractNum>
-  <w:abstractNum w:abstractNumId="7">
+  <w:abstractNum w:abstractNumId="13">
+    <w:nsid w:val="426B3368"/>
+    <w:multiLevelType w:val="multilevel"/>
+    <w:tmpl w:val="98D6D342"/>
+    <w:lvl w:ilvl="0">
+      <w:start w:val="1"/>
+      <w:numFmt w:val="bullet"/>
+      <w:lvlText w:val=""/>
+      <w:lvlJc w:val="left"/>
+      <w:pPr>
+        <w:tabs>
+          <w:tab w:val="num" w:pos="720"/>
+        </w:tabs>
+        <w:ind w:left="720" w:hanging="360"/>
+      </w:pPr>
+      <w:rPr>
+        <w:rFonts w:ascii="Symbol" w:hAnsi="Symbol" w:hint="default"/>
+      </w:rPr>
+    </w:lvl>
+    <w:lvl w:ilvl="1" w:tentative="1">
+      <w:start w:val="1"/>
+      <w:numFmt w:val="decimal"/>
+      <w:lvlText w:val="%2."/>
+      <w:lvlJc w:val="left"/>
+      <w:pPr>
+        <w:tabs>
+          <w:tab w:val="num" w:pos="1440"/>
+        </w:tabs>
+        <w:ind w:left="1440" w:hanging="360"/>
+      </w:pPr>
+    </w:lvl>
+    <w:lvl w:ilvl="2" w:tentative="1">
+      <w:start w:val="1"/>
+      <w:numFmt w:val="decimal"/>
+      <w:lvlText w:val="%3."/>
+      <w:lvlJc w:val="left"/>
+      <w:pPr>
+        <w:tabs>
+          <w:tab w:val="num" w:pos="2160"/>
+        </w:tabs>
+        <w:ind w:left="2160" w:hanging="360"/>
+      </w:pPr>
+    </w:lvl>
+    <w:lvl w:ilvl="3" w:tentative="1">
+      <w:start w:val="1"/>
+      <w:numFmt w:val="decimal"/>
+      <w:lvlText w:val="%4."/>
+      <w:lvlJc w:val="left"/>
+      <w:pPr>
+        <w:tabs>
+          <w:tab w:val="num" w:pos="2880"/>
+        </w:tabs>
+        <w:ind w:left="2880" w:hanging="360"/>
+      </w:pPr>
+    </w:lvl>
+    <w:lvl w:ilvl="4" w:tentative="1">
+      <w:start w:val="1"/>
+      <w:numFmt w:val="decimal"/>
+      <w:lvlText w:val="%5."/>
+      <w:lvlJc w:val="left"/>
+      <w:pPr>
+        <w:tabs>
+          <w:tab w:val="num" w:pos="3600"/>
+        </w:tabs>
+        <w:ind w:left="3600" w:hanging="360"/>
+      </w:pPr>
+    </w:lvl>
+    <w:lvl w:ilvl="5" w:tentative="1">
+      <w:start w:val="1"/>
+      <w:numFmt w:val="decimal"/>
+      <w:lvlText w:val="%6."/>
+      <w:lvlJc w:val="left"/>
+      <w:pPr>
+        <w:tabs>
+          <w:tab w:val="num" w:pos="4320"/>
+        </w:tabs>
+        <w:ind w:left="4320" w:hanging="360"/>
+      </w:pPr>
+    </w:lvl>
+    <w:lvl w:ilvl="6" w:tentative="1">
+      <w:start w:val="1"/>
+      <w:numFmt w:val="decimal"/>
+      <w:lvlText w:val="%7."/>
+      <w:lvlJc w:val="left"/>
+      <w:pPr>
+        <w:tabs>
+          <w:tab w:val="num" w:pos="5040"/>
+        </w:tabs>
+        <w:ind w:left="5040" w:hanging="360"/>
+      </w:pPr>
+    </w:lvl>
+    <w:lvl w:ilvl="7" w:tentative="1">
+      <w:start w:val="1"/>
+      <w:numFmt w:val="decimal"/>
+      <w:lvlText w:val="%8."/>
+      <w:lvlJc w:val="left"/>
+      <w:pPr>
+        <w:tabs>
+          <w:tab w:val="num" w:pos="5760"/>
+        </w:tabs>
+        <w:ind w:left="5760" w:hanging="360"/>
+      </w:pPr>
+    </w:lvl>
+    <w:lvl w:ilvl="8" w:tentative="1">
+      <w:start w:val="1"/>
+      <w:numFmt w:val="decimal"/>
+      <w:lvlText w:val="%9."/>
+      <w:lvlJc w:val="left"/>
+      <w:pPr>
+        <w:tabs>
+          <w:tab w:val="num" w:pos="6480"/>
+        </w:tabs>
+        <w:ind w:left="6480" w:hanging="360"/>
+      </w:pPr>
+    </w:lvl>
+  </w:abstractNum>
+  <w:abstractNum w:abstractNumId="14">
+    <w:nsid w:val="454D6AC5"/>
+    <w:multiLevelType w:val="multilevel"/>
+    <w:tmpl w:val="A22E4400"/>
+    <w:lvl w:ilvl="0">
+      <w:start w:val="1"/>
+      <w:numFmt w:val="bullet"/>
+      <w:lvlText w:val=""/>
+      <w:lvlJc w:val="left"/>
+      <w:pPr>
+        <w:tabs>
+          <w:tab w:val="num" w:pos="720"/>
+        </w:tabs>
+        <w:ind w:left="720" w:hanging="360"/>
+      </w:pPr>
+      <w:rPr>
+        <w:rFonts w:ascii="Symbol" w:hAnsi="Symbol" w:hint="default"/>
+        <w:sz w:val="20"/>
+      </w:rPr>
+    </w:lvl>
+    <w:lvl w:ilvl="1">
+      <w:start w:val="1"/>
+      <w:numFmt w:val="bullet"/>
+      <w:lvlText w:val="o"/>
+      <w:lvlJc w:val="left"/>
+      <w:pPr>
+        <w:tabs>
+          <w:tab w:val="num" w:pos="1440"/>
+        </w:tabs>
+        <w:ind w:left="1440" w:hanging="360"/>
+      </w:pPr>
+      <w:rPr>
+        <w:rFonts w:ascii="Courier New" w:hAnsi="Courier New" w:hint="default"/>
+        <w:sz w:val="20"/>
+      </w:rPr>
+    </w:lvl>
+    <w:lvl w:ilvl="2" w:tentative="1">
+      <w:start w:val="1"/>
+      <w:numFmt w:val="bullet"/>
+      <w:lvlText w:val=""/>
+      <w:lvlJc w:val="left"/>
+      <w:pPr>
+        <w:tabs>
+          <w:tab w:val="num" w:pos="2160"/>
+        </w:tabs>
+        <w:ind w:left="2160" w:hanging="360"/>
+      </w:pPr>
+      <w:rPr>
+        <w:rFonts w:ascii="Wingdings" w:hAnsi="Wingdings" w:hint="default"/>
+        <w:sz w:val="20"/>
+      </w:rPr>
+    </w:lvl>
+    <w:lvl w:ilvl="3" w:tentative="1">
+      <w:start w:val="1"/>
+      <w:numFmt w:val="bullet"/>
+      <w:lvlText w:val=""/>
+      <w:lvlJc w:val="left"/>
+      <w:pPr>
+        <w:tabs>
+          <w:tab w:val="num" w:pos="2880"/>
+        </w:tabs>
+        <w:ind w:left="2880" w:hanging="360"/>
+      </w:pPr>
+      <w:rPr>
+        <w:rFonts w:ascii="Wingdings" w:hAnsi="Wingdings" w:hint="default"/>
+        <w:sz w:val="20"/>
+      </w:rPr>
+    </w:lvl>
+    <w:lvl w:ilvl="4" w:tentative="1">
+      <w:start w:val="1"/>
+      <w:numFmt w:val="bullet"/>
+      <w:lvlText w:val=""/>
+      <w:lvlJc w:val="left"/>
+      <w:pPr>
+        <w:tabs>
+          <w:tab w:val="num" w:pos="3600"/>
+        </w:tabs>
+        <w:ind w:left="3600" w:hanging="360"/>
+      </w:pPr>
+      <w:rPr>
+        <w:rFonts w:ascii="Wingdings" w:hAnsi="Wingdings" w:hint="default"/>
+        <w:sz w:val="20"/>
+      </w:rPr>
+    </w:lvl>
+    <w:lvl w:ilvl="5" w:tentative="1">
+      <w:start w:val="1"/>
+      <w:numFmt w:val="bullet"/>
+      <w:lvlText w:val=""/>
+      <w:lvlJc w:val="left"/>
+      <w:pPr>
+        <w:tabs>
+          <w:tab w:val="num" w:pos="4320"/>
+        </w:tabs>
+        <w:ind w:left="4320" w:hanging="360"/>
+      </w:pPr>
+      <w:rPr>
+        <w:rFonts w:ascii="Wingdings" w:hAnsi="Wingdings" w:hint="default"/>
+        <w:sz w:val="20"/>
+      </w:rPr>
+    </w:lvl>
+    <w:lvl w:ilvl="6" w:tentative="1">
+      <w:start w:val="1"/>
+      <w:numFmt w:val="bullet"/>
+      <w:lvlText w:val=""/>
+      <w:lvlJc w:val="left"/>
+      <w:pPr>
+        <w:tabs>
+          <w:tab w:val="num" w:pos="5040"/>
+        </w:tabs>
+        <w:ind w:left="5040" w:hanging="360"/>
+      </w:pPr>
+      <w:rPr>
+        <w:rFonts w:ascii="Wingdings" w:hAnsi="Wingdings" w:hint="default"/>
+        <w:sz w:val="20"/>
+      </w:rPr>
+    </w:lvl>
+    <w:lvl w:ilvl="7" w:tentative="1">
+      <w:start w:val="1"/>
+      <w:numFmt w:val="bullet"/>
+      <w:lvlText w:val=""/>
+      <w:lvlJc w:val="left"/>
+      <w:pPr>
+        <w:tabs>
+          <w:tab w:val="num" w:pos="5760"/>
+        </w:tabs>
+        <w:ind w:left="5760" w:hanging="360"/>
+      </w:pPr>
+      <w:rPr>
+        <w:rFonts w:ascii="Wingdings" w:hAnsi="Wingdings" w:hint="default"/>
+        <w:sz w:val="20"/>
+      </w:rPr>
+    </w:lvl>
+    <w:lvl w:ilvl="8" w:tentative="1">
+      <w:start w:val="1"/>
+      <w:numFmt w:val="bullet"/>
+      <w:lvlText w:val=""/>
+      <w:lvlJc w:val="left"/>
+      <w:pPr>
+        <w:tabs>
+          <w:tab w:val="num" w:pos="6480"/>
+        </w:tabs>
+        <w:ind w:left="6480" w:hanging="360"/>
+      </w:pPr>
+      <w:rPr>
+        <w:rFonts w:ascii="Wingdings" w:hAnsi="Wingdings" w:hint="default"/>
+        <w:sz w:val="20"/>
+      </w:rPr>
+    </w:lvl>
+  </w:abstractNum>
+  <w:abstractNum w:abstractNumId="15">
     <w:nsid w:val="4587146C"/>
     <w:multiLevelType w:val="multilevel"/>
     <w:tmpl w:val="4FA86D82"/>
@@ -4729,7 +6979,96 @@
       </w:rPr>
     </w:lvl>
   </w:abstractNum>
-  <w:abstractNum w:abstractNumId="8">
+  <w:abstractNum w:abstractNumId="16">
+    <w:nsid w:val="49440B59"/>
+    <w:multiLevelType w:val="multilevel"/>
+    <w:tmpl w:val="8024520E"/>
+    <w:lvl w:ilvl="0">
+      <w:start w:val="1"/>
+      <w:numFmt w:val="decimal"/>
+      <w:lvlText w:val="%1."/>
+      <w:lvlJc w:val="left"/>
+      <w:pPr>
+        <w:ind w:left="720" w:hanging="360"/>
+      </w:pPr>
+      <w:rPr>
+        <w:rFonts w:hint="default"/>
+      </w:rPr>
+    </w:lvl>
+    <w:lvl w:ilvl="1" w:tentative="1">
+      <w:start w:val="1"/>
+      <w:numFmt w:val="lowerLetter"/>
+      <w:lvlText w:val="%2."/>
+      <w:lvlJc w:val="left"/>
+      <w:pPr>
+        <w:ind w:left="1440" w:hanging="360"/>
+      </w:pPr>
+    </w:lvl>
+    <w:lvl w:ilvl="2" w:tentative="1">
+      <w:start w:val="1"/>
+      <w:numFmt w:val="lowerRoman"/>
+      <w:lvlText w:val="%3."/>
+      <w:lvlJc w:val="right"/>
+      <w:pPr>
+        <w:ind w:left="2160" w:hanging="180"/>
+      </w:pPr>
+    </w:lvl>
+    <w:lvl w:ilvl="3" w:tentative="1">
+      <w:start w:val="1"/>
+      <w:numFmt w:val="decimal"/>
+      <w:lvlText w:val="%4."/>
+      <w:lvlJc w:val="left"/>
+      <w:pPr>
+        <w:ind w:left="2880" w:hanging="360"/>
+      </w:pPr>
+    </w:lvl>
+    <w:lvl w:ilvl="4" w:tentative="1">
+      <w:start w:val="1"/>
+      <w:numFmt w:val="lowerLetter"/>
+      <w:lvlText w:val="%5."/>
+      <w:lvlJc w:val="left"/>
+      <w:pPr>
+        <w:ind w:left="3600" w:hanging="360"/>
+      </w:pPr>
+    </w:lvl>
+    <w:lvl w:ilvl="5" w:tentative="1">
+      <w:start w:val="1"/>
+      <w:numFmt w:val="lowerRoman"/>
+      <w:lvlText w:val="%6."/>
+      <w:lvlJc w:val="right"/>
+      <w:pPr>
+        <w:ind w:left="4320" w:hanging="180"/>
+      </w:pPr>
+    </w:lvl>
+    <w:lvl w:ilvl="6" w:tentative="1">
+      <w:start w:val="1"/>
+      <w:numFmt w:val="decimal"/>
+      <w:lvlText w:val="%7."/>
+      <w:lvlJc w:val="left"/>
+      <w:pPr>
+        <w:ind w:left="5040" w:hanging="360"/>
+      </w:pPr>
+    </w:lvl>
+    <w:lvl w:ilvl="7" w:tentative="1">
+      <w:start w:val="1"/>
+      <w:numFmt w:val="lowerLetter"/>
+      <w:lvlText w:val="%8."/>
+      <w:lvlJc w:val="left"/>
+      <w:pPr>
+        <w:ind w:left="5760" w:hanging="360"/>
+      </w:pPr>
+    </w:lvl>
+    <w:lvl w:ilvl="8" w:tentative="1">
+      <w:start w:val="1"/>
+      <w:numFmt w:val="lowerRoman"/>
+      <w:lvlText w:val="%9."/>
+      <w:lvlJc w:val="right"/>
+      <w:pPr>
+        <w:ind w:left="6480" w:hanging="180"/>
+      </w:pPr>
+    </w:lvl>
+  </w:abstractNum>
+  <w:abstractNum w:abstractNumId="17">
     <w:nsid w:val="49BB4179"/>
     <w:multiLevelType w:val="multilevel"/>
     <w:tmpl w:val="E34C94AA"/>
@@ -4878,7 +7217,322 @@
       </w:rPr>
     </w:lvl>
   </w:abstractNum>
-  <w:abstractNum w:abstractNumId="9">
+  <w:abstractNum w:abstractNumId="18">
+    <w:nsid w:val="5B034316"/>
+    <w:multiLevelType w:val="multilevel"/>
+    <w:tmpl w:val="FF9CC3AE"/>
+    <w:lvl w:ilvl="0">
+      <w:start w:val="1"/>
+      <w:numFmt w:val="decimal"/>
+      <w:lvlText w:val="%1."/>
+      <w:lvlJc w:val="left"/>
+      <w:pPr>
+        <w:tabs>
+          <w:tab w:val="num" w:pos="720"/>
+        </w:tabs>
+        <w:ind w:left="720" w:hanging="360"/>
+      </w:pPr>
+    </w:lvl>
+    <w:lvl w:ilvl="1">
+      <w:start w:val="1"/>
+      <w:numFmt w:val="decimal"/>
+      <w:lvlText w:val="%2."/>
+      <w:lvlJc w:val="left"/>
+      <w:pPr>
+        <w:tabs>
+          <w:tab w:val="num" w:pos="1440"/>
+        </w:tabs>
+        <w:ind w:left="1440" w:hanging="360"/>
+      </w:pPr>
+    </w:lvl>
+    <w:lvl w:ilvl="2" w:tentative="1">
+      <w:start w:val="1"/>
+      <w:numFmt w:val="decimal"/>
+      <w:lvlText w:val="%3."/>
+      <w:lvlJc w:val="left"/>
+      <w:pPr>
+        <w:tabs>
+          <w:tab w:val="num" w:pos="2160"/>
+        </w:tabs>
+        <w:ind w:left="2160" w:hanging="360"/>
+      </w:pPr>
+    </w:lvl>
+    <w:lvl w:ilvl="3" w:tentative="1">
+      <w:start w:val="1"/>
+      <w:numFmt w:val="decimal"/>
+      <w:lvlText w:val="%4."/>
+      <w:lvlJc w:val="left"/>
+      <w:pPr>
+        <w:tabs>
+          <w:tab w:val="num" w:pos="2880"/>
+        </w:tabs>
+        <w:ind w:left="2880" w:hanging="360"/>
+      </w:pPr>
+    </w:lvl>
+    <w:lvl w:ilvl="4" w:tentative="1">
+      <w:start w:val="1"/>
+      <w:numFmt w:val="decimal"/>
+      <w:lvlText w:val="%5."/>
+      <w:lvlJc w:val="left"/>
+      <w:pPr>
+        <w:tabs>
+          <w:tab w:val="num" w:pos="3600"/>
+        </w:tabs>
+        <w:ind w:left="3600" w:hanging="360"/>
+      </w:pPr>
+    </w:lvl>
+    <w:lvl w:ilvl="5" w:tentative="1">
+      <w:start w:val="1"/>
+      <w:numFmt w:val="decimal"/>
+      <w:lvlText w:val="%6."/>
+      <w:lvlJc w:val="left"/>
+      <w:pPr>
+        <w:tabs>
+          <w:tab w:val="num" w:pos="4320"/>
+        </w:tabs>
+        <w:ind w:left="4320" w:hanging="360"/>
+      </w:pPr>
+    </w:lvl>
+    <w:lvl w:ilvl="6" w:tentative="1">
+      <w:start w:val="1"/>
+      <w:numFmt w:val="decimal"/>
+      <w:lvlText w:val="%7."/>
+      <w:lvlJc w:val="left"/>
+      <w:pPr>
+        <w:tabs>
+          <w:tab w:val="num" w:pos="5040"/>
+        </w:tabs>
+        <w:ind w:left="5040" w:hanging="360"/>
+      </w:pPr>
+    </w:lvl>
+    <w:lvl w:ilvl="7" w:tentative="1">
+      <w:start w:val="1"/>
+      <w:numFmt w:val="decimal"/>
+      <w:lvlText w:val="%8."/>
+      <w:lvlJc w:val="left"/>
+      <w:pPr>
+        <w:tabs>
+          <w:tab w:val="num" w:pos="5760"/>
+        </w:tabs>
+        <w:ind w:left="5760" w:hanging="360"/>
+      </w:pPr>
+    </w:lvl>
+    <w:lvl w:ilvl="8" w:tentative="1">
+      <w:start w:val="1"/>
+      <w:numFmt w:val="decimal"/>
+      <w:lvlText w:val="%9."/>
+      <w:lvlJc w:val="left"/>
+      <w:pPr>
+        <w:tabs>
+          <w:tab w:val="num" w:pos="6480"/>
+        </w:tabs>
+        <w:ind w:left="6480" w:hanging="360"/>
+      </w:pPr>
+    </w:lvl>
+  </w:abstractNum>
+  <w:abstractNum w:abstractNumId="19">
+    <w:nsid w:val="636275DC"/>
+    <w:multiLevelType w:val="multilevel"/>
+    <w:tmpl w:val="FF9CC3AE"/>
+    <w:lvl w:ilvl="0">
+      <w:start w:val="1"/>
+      <w:numFmt w:val="decimal"/>
+      <w:lvlText w:val="%1."/>
+      <w:lvlJc w:val="left"/>
+      <w:pPr>
+        <w:tabs>
+          <w:tab w:val="num" w:pos="720"/>
+        </w:tabs>
+        <w:ind w:left="720" w:hanging="360"/>
+      </w:pPr>
+    </w:lvl>
+    <w:lvl w:ilvl="1" w:tentative="1">
+      <w:start w:val="1"/>
+      <w:numFmt w:val="decimal"/>
+      <w:lvlText w:val="%2."/>
+      <w:lvlJc w:val="left"/>
+      <w:pPr>
+        <w:tabs>
+          <w:tab w:val="num" w:pos="1440"/>
+        </w:tabs>
+        <w:ind w:left="1440" w:hanging="360"/>
+      </w:pPr>
+    </w:lvl>
+    <w:lvl w:ilvl="2" w:tentative="1">
+      <w:start w:val="1"/>
+      <w:numFmt w:val="decimal"/>
+      <w:lvlText w:val="%3."/>
+      <w:lvlJc w:val="left"/>
+      <w:pPr>
+        <w:tabs>
+          <w:tab w:val="num" w:pos="2160"/>
+        </w:tabs>
+        <w:ind w:left="2160" w:hanging="360"/>
+      </w:pPr>
+    </w:lvl>
+    <w:lvl w:ilvl="3" w:tentative="1">
+      <w:start w:val="1"/>
+      <w:numFmt w:val="decimal"/>
+      <w:lvlText w:val="%4."/>
+      <w:lvlJc w:val="left"/>
+      <w:pPr>
+        <w:tabs>
+          <w:tab w:val="num" w:pos="2880"/>
+        </w:tabs>
+        <w:ind w:left="2880" w:hanging="360"/>
+      </w:pPr>
+    </w:lvl>
+    <w:lvl w:ilvl="4" w:tentative="1">
+      <w:start w:val="1"/>
+      <w:numFmt w:val="decimal"/>
+      <w:lvlText w:val="%5."/>
+      <w:lvlJc w:val="left"/>
+      <w:pPr>
+        <w:tabs>
+          <w:tab w:val="num" w:pos="3600"/>
+        </w:tabs>
+        <w:ind w:left="3600" w:hanging="360"/>
+      </w:pPr>
+    </w:lvl>
+    <w:lvl w:ilvl="5" w:tentative="1">
+      <w:start w:val="1"/>
+      <w:numFmt w:val="decimal"/>
+      <w:lvlText w:val="%6."/>
+      <w:lvlJc w:val="left"/>
+      <w:pPr>
+        <w:tabs>
+          <w:tab w:val="num" w:pos="4320"/>
+        </w:tabs>
+        <w:ind w:left="4320" w:hanging="360"/>
+      </w:pPr>
+    </w:lvl>
+    <w:lvl w:ilvl="6" w:tentative="1">
+      <w:start w:val="1"/>
+      <w:numFmt w:val="decimal"/>
+      <w:lvlText w:val="%7."/>
+      <w:lvlJc w:val="left"/>
+      <w:pPr>
+        <w:tabs>
+          <w:tab w:val="num" w:pos="5040"/>
+        </w:tabs>
+        <w:ind w:left="5040" w:hanging="360"/>
+      </w:pPr>
+    </w:lvl>
+    <w:lvl w:ilvl="7" w:tentative="1">
+      <w:start w:val="1"/>
+      <w:numFmt w:val="decimal"/>
+      <w:lvlText w:val="%8."/>
+      <w:lvlJc w:val="left"/>
+      <w:pPr>
+        <w:tabs>
+          <w:tab w:val="num" w:pos="5760"/>
+        </w:tabs>
+        <w:ind w:left="5760" w:hanging="360"/>
+      </w:pPr>
+    </w:lvl>
+    <w:lvl w:ilvl="8" w:tentative="1">
+      <w:start w:val="1"/>
+      <w:numFmt w:val="decimal"/>
+      <w:lvlText w:val="%9."/>
+      <w:lvlJc w:val="left"/>
+      <w:pPr>
+        <w:tabs>
+          <w:tab w:val="num" w:pos="6480"/>
+        </w:tabs>
+        <w:ind w:left="6480" w:hanging="360"/>
+      </w:pPr>
+    </w:lvl>
+  </w:abstractNum>
+  <w:abstractNum w:abstractNumId="20">
+    <w:nsid w:val="677B2B96"/>
+    <w:multiLevelType w:val="hybridMultilevel"/>
+    <w:tmpl w:val="54AEE872"/>
+    <w:lvl w:ilvl="0" w:tplc="0409000F">
+      <w:start w:val="1"/>
+      <w:numFmt w:val="decimal"/>
+      <w:lvlText w:val="%1."/>
+      <w:lvlJc w:val="left"/>
+      <w:pPr>
+        <w:ind w:left="720" w:hanging="360"/>
+      </w:pPr>
+      <w:rPr>
+        <w:rFonts w:hint="default"/>
+      </w:rPr>
+    </w:lvl>
+    <w:lvl w:ilvl="1" w:tplc="04090019" w:tentative="1">
+      <w:start w:val="1"/>
+      <w:numFmt w:val="lowerLetter"/>
+      <w:lvlText w:val="%2."/>
+      <w:lvlJc w:val="left"/>
+      <w:pPr>
+        <w:ind w:left="1440" w:hanging="360"/>
+      </w:pPr>
+    </w:lvl>
+    <w:lvl w:ilvl="2" w:tplc="0409001B" w:tentative="1">
+      <w:start w:val="1"/>
+      <w:numFmt w:val="lowerRoman"/>
+      <w:lvlText w:val="%3."/>
+      <w:lvlJc w:val="right"/>
+      <w:pPr>
+        <w:ind w:left="2160" w:hanging="180"/>
+      </w:pPr>
+    </w:lvl>
+    <w:lvl w:ilvl="3" w:tplc="0409000F" w:tentative="1">
+      <w:start w:val="1"/>
+      <w:numFmt w:val="decimal"/>
+      <w:lvlText w:val="%4."/>
+      <w:lvlJc w:val="left"/>
+      <w:pPr>
+        <w:ind w:left="2880" w:hanging="360"/>
+      </w:pPr>
+    </w:lvl>
+    <w:lvl w:ilvl="4" w:tplc="04090019" w:tentative="1">
+      <w:start w:val="1"/>
+      <w:numFmt w:val="lowerLetter"/>
+      <w:lvlText w:val="%5."/>
+      <w:lvlJc w:val="left"/>
+      <w:pPr>
+        <w:ind w:left="3600" w:hanging="360"/>
+      </w:pPr>
+    </w:lvl>
+    <w:lvl w:ilvl="5" w:tplc="0409001B" w:tentative="1">
+      <w:start w:val="1"/>
+      <w:numFmt w:val="lowerRoman"/>
+      <w:lvlText w:val="%6."/>
+      <w:lvlJc w:val="right"/>
+      <w:pPr>
+        <w:ind w:left="4320" w:hanging="180"/>
+      </w:pPr>
+    </w:lvl>
+    <w:lvl w:ilvl="6" w:tplc="0409000F" w:tentative="1">
+      <w:start w:val="1"/>
+      <w:numFmt w:val="decimal"/>
+      <w:lvlText w:val="%7."/>
+      <w:lvlJc w:val="left"/>
+      <w:pPr>
+        <w:ind w:left="5040" w:hanging="360"/>
+      </w:pPr>
+    </w:lvl>
+    <w:lvl w:ilvl="7" w:tplc="04090019" w:tentative="1">
+      <w:start w:val="1"/>
+      <w:numFmt w:val="lowerLetter"/>
+      <w:lvlText w:val="%8."/>
+      <w:lvlJc w:val="left"/>
+      <w:pPr>
+        <w:ind w:left="5760" w:hanging="360"/>
+      </w:pPr>
+    </w:lvl>
+    <w:lvl w:ilvl="8" w:tplc="0409001B" w:tentative="1">
+      <w:start w:val="1"/>
+      <w:numFmt w:val="lowerRoman"/>
+      <w:lvlText w:val="%9."/>
+      <w:lvlJc w:val="right"/>
+      <w:pPr>
+        <w:ind w:left="6480" w:hanging="180"/>
+      </w:pPr>
+    </w:lvl>
+  </w:abstractNum>
+  <w:abstractNum w:abstractNumId="21">
     <w:nsid w:val="68183A5E"/>
     <w:multiLevelType w:val="multilevel"/>
     <w:tmpl w:val="C870011A"/>
@@ -5027,7 +7681,96 @@
       </w:rPr>
     </w:lvl>
   </w:abstractNum>
-  <w:abstractNum w:abstractNumId="10">
+  <w:abstractNum w:abstractNumId="22">
+    <w:nsid w:val="6A2429FB"/>
+    <w:multiLevelType w:val="multilevel"/>
+    <w:tmpl w:val="8024520E"/>
+    <w:lvl w:ilvl="0">
+      <w:start w:val="1"/>
+      <w:numFmt w:val="decimal"/>
+      <w:lvlText w:val="%1."/>
+      <w:lvlJc w:val="left"/>
+      <w:pPr>
+        <w:ind w:left="720" w:hanging="360"/>
+      </w:pPr>
+      <w:rPr>
+        <w:rFonts w:hint="default"/>
+      </w:rPr>
+    </w:lvl>
+    <w:lvl w:ilvl="1" w:tentative="1">
+      <w:start w:val="1"/>
+      <w:numFmt w:val="lowerLetter"/>
+      <w:lvlText w:val="%2."/>
+      <w:lvlJc w:val="left"/>
+      <w:pPr>
+        <w:ind w:left="1440" w:hanging="360"/>
+      </w:pPr>
+    </w:lvl>
+    <w:lvl w:ilvl="2" w:tentative="1">
+      <w:start w:val="1"/>
+      <w:numFmt w:val="lowerRoman"/>
+      <w:lvlText w:val="%3."/>
+      <w:lvlJc w:val="right"/>
+      <w:pPr>
+        <w:ind w:left="2160" w:hanging="180"/>
+      </w:pPr>
+    </w:lvl>
+    <w:lvl w:ilvl="3" w:tentative="1">
+      <w:start w:val="1"/>
+      <w:numFmt w:val="decimal"/>
+      <w:lvlText w:val="%4."/>
+      <w:lvlJc w:val="left"/>
+      <w:pPr>
+        <w:ind w:left="2880" w:hanging="360"/>
+      </w:pPr>
+    </w:lvl>
+    <w:lvl w:ilvl="4" w:tentative="1">
+      <w:start w:val="1"/>
+      <w:numFmt w:val="lowerLetter"/>
+      <w:lvlText w:val="%5."/>
+      <w:lvlJc w:val="left"/>
+      <w:pPr>
+        <w:ind w:left="3600" w:hanging="360"/>
+      </w:pPr>
+    </w:lvl>
+    <w:lvl w:ilvl="5" w:tentative="1">
+      <w:start w:val="1"/>
+      <w:numFmt w:val="lowerRoman"/>
+      <w:lvlText w:val="%6."/>
+      <w:lvlJc w:val="right"/>
+      <w:pPr>
+        <w:ind w:left="4320" w:hanging="180"/>
+      </w:pPr>
+    </w:lvl>
+    <w:lvl w:ilvl="6" w:tentative="1">
+      <w:start w:val="1"/>
+      <w:numFmt w:val="decimal"/>
+      <w:lvlText w:val="%7."/>
+      <w:lvlJc w:val="left"/>
+      <w:pPr>
+        <w:ind w:left="5040" w:hanging="360"/>
+      </w:pPr>
+    </w:lvl>
+    <w:lvl w:ilvl="7" w:tentative="1">
+      <w:start w:val="1"/>
+      <w:numFmt w:val="lowerLetter"/>
+      <w:lvlText w:val="%8."/>
+      <w:lvlJc w:val="left"/>
+      <w:pPr>
+        <w:ind w:left="5760" w:hanging="360"/>
+      </w:pPr>
+    </w:lvl>
+    <w:lvl w:ilvl="8" w:tentative="1">
+      <w:start w:val="1"/>
+      <w:numFmt w:val="lowerRoman"/>
+      <w:lvlText w:val="%9."/>
+      <w:lvlJc w:val="right"/>
+      <w:pPr>
+        <w:ind w:left="6480" w:hanging="180"/>
+      </w:pPr>
+    </w:lvl>
+  </w:abstractNum>
+  <w:abstractNum w:abstractNumId="23">
     <w:nsid w:val="6C5F3811"/>
     <w:multiLevelType w:val="multilevel"/>
     <w:tmpl w:val="5C98BB56"/>
@@ -5176,7 +7919,7 @@
       </w:rPr>
     </w:lvl>
   </w:abstractNum>
-  <w:abstractNum w:abstractNumId="11">
+  <w:abstractNum w:abstractNumId="24">
     <w:nsid w:val="771B253C"/>
     <w:multiLevelType w:val="multilevel"/>
     <w:tmpl w:val="6AEEB3BE"/>
@@ -5325,7 +8068,96 @@
       </w:rPr>
     </w:lvl>
   </w:abstractNum>
-  <w:abstractNum w:abstractNumId="12">
+  <w:abstractNum w:abstractNumId="25">
+    <w:nsid w:val="784E0B61"/>
+    <w:multiLevelType w:val="multilevel"/>
+    <w:tmpl w:val="8024520E"/>
+    <w:lvl w:ilvl="0">
+      <w:start w:val="1"/>
+      <w:numFmt w:val="decimal"/>
+      <w:lvlText w:val="%1."/>
+      <w:lvlJc w:val="left"/>
+      <w:pPr>
+        <w:ind w:left="720" w:hanging="360"/>
+      </w:pPr>
+      <w:rPr>
+        <w:rFonts w:hint="default"/>
+      </w:rPr>
+    </w:lvl>
+    <w:lvl w:ilvl="1" w:tentative="1">
+      <w:start w:val="1"/>
+      <w:numFmt w:val="lowerLetter"/>
+      <w:lvlText w:val="%2."/>
+      <w:lvlJc w:val="left"/>
+      <w:pPr>
+        <w:ind w:left="1440" w:hanging="360"/>
+      </w:pPr>
+    </w:lvl>
+    <w:lvl w:ilvl="2" w:tentative="1">
+      <w:start w:val="1"/>
+      <w:numFmt w:val="lowerRoman"/>
+      <w:lvlText w:val="%3."/>
+      <w:lvlJc w:val="right"/>
+      <w:pPr>
+        <w:ind w:left="2160" w:hanging="180"/>
+      </w:pPr>
+    </w:lvl>
+    <w:lvl w:ilvl="3" w:tentative="1">
+      <w:start w:val="1"/>
+      <w:numFmt w:val="decimal"/>
+      <w:lvlText w:val="%4."/>
+      <w:lvlJc w:val="left"/>
+      <w:pPr>
+        <w:ind w:left="2880" w:hanging="360"/>
+      </w:pPr>
+    </w:lvl>
+    <w:lvl w:ilvl="4" w:tentative="1">
+      <w:start w:val="1"/>
+      <w:numFmt w:val="lowerLetter"/>
+      <w:lvlText w:val="%5."/>
+      <w:lvlJc w:val="left"/>
+      <w:pPr>
+        <w:ind w:left="3600" w:hanging="360"/>
+      </w:pPr>
+    </w:lvl>
+    <w:lvl w:ilvl="5" w:tentative="1">
+      <w:start w:val="1"/>
+      <w:numFmt w:val="lowerRoman"/>
+      <w:lvlText w:val="%6."/>
+      <w:lvlJc w:val="right"/>
+      <w:pPr>
+        <w:ind w:left="4320" w:hanging="180"/>
+      </w:pPr>
+    </w:lvl>
+    <w:lvl w:ilvl="6" w:tentative="1">
+      <w:start w:val="1"/>
+      <w:numFmt w:val="decimal"/>
+      <w:lvlText w:val="%7."/>
+      <w:lvlJc w:val="left"/>
+      <w:pPr>
+        <w:ind w:left="5040" w:hanging="360"/>
+      </w:pPr>
+    </w:lvl>
+    <w:lvl w:ilvl="7" w:tentative="1">
+      <w:start w:val="1"/>
+      <w:numFmt w:val="lowerLetter"/>
+      <w:lvlText w:val="%8."/>
+      <w:lvlJc w:val="left"/>
+      <w:pPr>
+        <w:ind w:left="5760" w:hanging="360"/>
+      </w:pPr>
+    </w:lvl>
+    <w:lvl w:ilvl="8" w:tentative="1">
+      <w:start w:val="1"/>
+      <w:numFmt w:val="lowerRoman"/>
+      <w:lvlText w:val="%9."/>
+      <w:lvlJc w:val="right"/>
+      <w:pPr>
+        <w:ind w:left="6480" w:hanging="180"/>
+      </w:pPr>
+    </w:lvl>
+  </w:abstractNum>
+  <w:abstractNum w:abstractNumId="26">
     <w:nsid w:val="7CDD041C"/>
     <w:multiLevelType w:val="multilevel"/>
     <w:tmpl w:val="CF602CE0"/>
@@ -5474,43 +8306,237 @@
       </w:rPr>
     </w:lvl>
   </w:abstractNum>
+  <w:abstractNum w:abstractNumId="27">
+    <w:nsid w:val="7F873D47"/>
+    <w:multiLevelType w:val="multilevel"/>
+    <w:tmpl w:val="FFF89542"/>
+    <w:lvl w:ilvl="0">
+      <w:start w:val="1"/>
+      <w:numFmt w:val="bullet"/>
+      <w:lvlText w:val=""/>
+      <w:lvlJc w:val="left"/>
+      <w:pPr>
+        <w:tabs>
+          <w:tab w:val="num" w:pos="720"/>
+        </w:tabs>
+        <w:ind w:left="720" w:hanging="360"/>
+      </w:pPr>
+      <w:rPr>
+        <w:rFonts w:ascii="Symbol" w:hAnsi="Symbol" w:hint="default"/>
+        <w:sz w:val="20"/>
+      </w:rPr>
+    </w:lvl>
+    <w:lvl w:ilvl="1" w:tentative="1">
+      <w:start w:val="1"/>
+      <w:numFmt w:val="bullet"/>
+      <w:lvlText w:val="o"/>
+      <w:lvlJc w:val="left"/>
+      <w:pPr>
+        <w:tabs>
+          <w:tab w:val="num" w:pos="1440"/>
+        </w:tabs>
+        <w:ind w:left="1440" w:hanging="360"/>
+      </w:pPr>
+      <w:rPr>
+        <w:rFonts w:ascii="Courier New" w:hAnsi="Courier New" w:hint="default"/>
+        <w:sz w:val="20"/>
+      </w:rPr>
+    </w:lvl>
+    <w:lvl w:ilvl="2" w:tentative="1">
+      <w:start w:val="1"/>
+      <w:numFmt w:val="bullet"/>
+      <w:lvlText w:val=""/>
+      <w:lvlJc w:val="left"/>
+      <w:pPr>
+        <w:tabs>
+          <w:tab w:val="num" w:pos="2160"/>
+        </w:tabs>
+        <w:ind w:left="2160" w:hanging="360"/>
+      </w:pPr>
+      <w:rPr>
+        <w:rFonts w:ascii="Wingdings" w:hAnsi="Wingdings" w:hint="default"/>
+        <w:sz w:val="20"/>
+      </w:rPr>
+    </w:lvl>
+    <w:lvl w:ilvl="3" w:tentative="1">
+      <w:start w:val="1"/>
+      <w:numFmt w:val="bullet"/>
+      <w:lvlText w:val=""/>
+      <w:lvlJc w:val="left"/>
+      <w:pPr>
+        <w:tabs>
+          <w:tab w:val="num" w:pos="2880"/>
+        </w:tabs>
+        <w:ind w:left="2880" w:hanging="360"/>
+      </w:pPr>
+      <w:rPr>
+        <w:rFonts w:ascii="Wingdings" w:hAnsi="Wingdings" w:hint="default"/>
+        <w:sz w:val="20"/>
+      </w:rPr>
+    </w:lvl>
+    <w:lvl w:ilvl="4" w:tentative="1">
+      <w:start w:val="1"/>
+      <w:numFmt w:val="bullet"/>
+      <w:lvlText w:val=""/>
+      <w:lvlJc w:val="left"/>
+      <w:pPr>
+        <w:tabs>
+          <w:tab w:val="num" w:pos="3600"/>
+        </w:tabs>
+        <w:ind w:left="3600" w:hanging="360"/>
+      </w:pPr>
+      <w:rPr>
+        <w:rFonts w:ascii="Wingdings" w:hAnsi="Wingdings" w:hint="default"/>
+        <w:sz w:val="20"/>
+      </w:rPr>
+    </w:lvl>
+    <w:lvl w:ilvl="5" w:tentative="1">
+      <w:start w:val="1"/>
+      <w:numFmt w:val="bullet"/>
+      <w:lvlText w:val=""/>
+      <w:lvlJc w:val="left"/>
+      <w:pPr>
+        <w:tabs>
+          <w:tab w:val="num" w:pos="4320"/>
+        </w:tabs>
+        <w:ind w:left="4320" w:hanging="360"/>
+      </w:pPr>
+      <w:rPr>
+        <w:rFonts w:ascii="Wingdings" w:hAnsi="Wingdings" w:hint="default"/>
+        <w:sz w:val="20"/>
+      </w:rPr>
+    </w:lvl>
+    <w:lvl w:ilvl="6" w:tentative="1">
+      <w:start w:val="1"/>
+      <w:numFmt w:val="bullet"/>
+      <w:lvlText w:val=""/>
+      <w:lvlJc w:val="left"/>
+      <w:pPr>
+        <w:tabs>
+          <w:tab w:val="num" w:pos="5040"/>
+        </w:tabs>
+        <w:ind w:left="5040" w:hanging="360"/>
+      </w:pPr>
+      <w:rPr>
+        <w:rFonts w:ascii="Wingdings" w:hAnsi="Wingdings" w:hint="default"/>
+        <w:sz w:val="20"/>
+      </w:rPr>
+    </w:lvl>
+    <w:lvl w:ilvl="7" w:tentative="1">
+      <w:start w:val="1"/>
+      <w:numFmt w:val="bullet"/>
+      <w:lvlText w:val=""/>
+      <w:lvlJc w:val="left"/>
+      <w:pPr>
+        <w:tabs>
+          <w:tab w:val="num" w:pos="5760"/>
+        </w:tabs>
+        <w:ind w:left="5760" w:hanging="360"/>
+      </w:pPr>
+      <w:rPr>
+        <w:rFonts w:ascii="Wingdings" w:hAnsi="Wingdings" w:hint="default"/>
+        <w:sz w:val="20"/>
+      </w:rPr>
+    </w:lvl>
+    <w:lvl w:ilvl="8" w:tentative="1">
+      <w:start w:val="1"/>
+      <w:numFmt w:val="bullet"/>
+      <w:lvlText w:val=""/>
+      <w:lvlJc w:val="left"/>
+      <w:pPr>
+        <w:tabs>
+          <w:tab w:val="num" w:pos="6480"/>
+        </w:tabs>
+        <w:ind w:left="6480" w:hanging="360"/>
+      </w:pPr>
+      <w:rPr>
+        <w:rFonts w:ascii="Wingdings" w:hAnsi="Wingdings" w:hint="default"/>
+        <w:sz w:val="20"/>
+      </w:rPr>
+    </w:lvl>
+  </w:abstractNum>
   <w:num w:numId="1">
+    <w:abstractNumId w:val="21"/>
+  </w:num>
+  <w:num w:numId="2">
+    <w:abstractNumId w:val="1"/>
+  </w:num>
+  <w:num w:numId="3">
+    <w:abstractNumId w:val="11"/>
+  </w:num>
+  <w:num w:numId="4">
+    <w:abstractNumId w:val="23"/>
+  </w:num>
+  <w:num w:numId="5">
+    <w:abstractNumId w:val="2"/>
+  </w:num>
+  <w:num w:numId="6">
+    <w:abstractNumId w:val="6"/>
+  </w:num>
+  <w:num w:numId="7">
+    <w:abstractNumId w:val="10"/>
+  </w:num>
+  <w:num w:numId="8">
+    <w:abstractNumId w:val="15"/>
+  </w:num>
+  <w:num w:numId="9">
+    <w:abstractNumId w:val="12"/>
+  </w:num>
+  <w:num w:numId="10">
+    <w:abstractNumId w:val="26"/>
+  </w:num>
+  <w:num w:numId="11">
+    <w:abstractNumId w:val="24"/>
+  </w:num>
+  <w:num w:numId="12">
+    <w:abstractNumId w:val="5"/>
+  </w:num>
+  <w:num w:numId="13">
+    <w:abstractNumId w:val="17"/>
+  </w:num>
+  <w:num w:numId="14">
+    <w:abstractNumId w:val="27"/>
+  </w:num>
+  <w:num w:numId="15">
+    <w:abstractNumId w:val="3"/>
+  </w:num>
+  <w:num w:numId="16">
+    <w:abstractNumId w:val="0"/>
+  </w:num>
+  <w:num w:numId="17">
+    <w:abstractNumId w:val="14"/>
+  </w:num>
+  <w:num w:numId="18">
+    <w:abstractNumId w:val="13"/>
+  </w:num>
+  <w:num w:numId="19">
+    <w:abstractNumId w:val="4"/>
+  </w:num>
+  <w:num w:numId="20">
+    <w:abstractNumId w:val="19"/>
+  </w:num>
+  <w:num w:numId="21">
+    <w:abstractNumId w:val="18"/>
+  </w:num>
+  <w:num w:numId="22">
+    <w:abstractNumId w:val="20"/>
+  </w:num>
+  <w:num w:numId="23">
+    <w:abstractNumId w:val="7"/>
+  </w:num>
+  <w:num w:numId="24">
+    <w:abstractNumId w:val="22"/>
+  </w:num>
+  <w:num w:numId="25">
+    <w:abstractNumId w:val="16"/>
+  </w:num>
+  <w:num w:numId="26">
+    <w:abstractNumId w:val="25"/>
+  </w:num>
+  <w:num w:numId="27">
     <w:abstractNumId w:val="9"/>
   </w:num>
-  <w:num w:numId="2">
-    <w:abstractNumId w:val="0"/>
-  </w:num>
-  <w:num w:numId="3">
-    <w:abstractNumId w:val="5"/>
-  </w:num>
-  <w:num w:numId="4">
-    <w:abstractNumId w:val="10"/>
-  </w:num>
-  <w:num w:numId="5">
-    <w:abstractNumId w:val="1"/>
-  </w:num>
-  <w:num w:numId="6">
-    <w:abstractNumId w:val="3"/>
-  </w:num>
-  <w:num w:numId="7">
-    <w:abstractNumId w:val="4"/>
-  </w:num>
-  <w:num w:numId="8">
-    <w:abstractNumId w:val="7"/>
-  </w:num>
-  <w:num w:numId="9">
-    <w:abstractNumId w:val="6"/>
-  </w:num>
-  <w:num w:numId="10">
-    <w:abstractNumId w:val="12"/>
-  </w:num>
-  <w:num w:numId="11">
-    <w:abstractNumId w:val="11"/>
-  </w:num>
-  <w:num w:numId="12">
-    <w:abstractNumId w:val="2"/>
-  </w:num>
-  <w:num w:numId="13">
+  <w:num w:numId="28">
     <w:abstractNumId w:val="8"/>
   </w:num>
 </w:numbering>
@@ -5958,7 +8984,6 @@
     <w:next w:val="Normal"/>
     <w:link w:val="Heading3Char"/>
     <w:uiPriority w:val="9"/>
-    <w:semiHidden/>
     <w:unhideWhenUsed/>
     <w:qFormat/>
     <w:rsid w:val="00DD58DC"/>
@@ -6020,7 +9045,6 @@
     <w:basedOn w:val="DefaultParagraphFont"/>
     <w:link w:val="Heading3"/>
     <w:uiPriority w:val="9"/>
-    <w:semiHidden/>
     <w:rsid w:val="00DD58DC"/>
     <w:rPr>
       <w:rFonts w:asciiTheme="majorHAnsi" w:eastAsiaTheme="majorEastAsia" w:hAnsiTheme="majorHAnsi" w:cstheme="majorBidi"/>
@@ -6182,6 +9206,76 @@
     <w:name w:val="hljs-string"/>
     <w:basedOn w:val="DefaultParagraphFont"/>
     <w:rsid w:val="007D0361"/>
+  </w:style>
+  <w:style w:type="paragraph" w:styleId="Header">
+    <w:name w:val="header"/>
+    <w:basedOn w:val="Normal"/>
+    <w:link w:val="HeaderChar"/>
+    <w:uiPriority w:val="99"/>
+    <w:unhideWhenUsed/>
+    <w:rsid w:val="0035349D"/>
+    <w:pPr>
+      <w:tabs>
+        <w:tab w:val="center" w:pos="4680"/>
+        <w:tab w:val="right" w:pos="9360"/>
+      </w:tabs>
+      <w:spacing w:after="0" w:line="240" w:lineRule="auto"/>
+    </w:pPr>
+  </w:style>
+  <w:style w:type="character" w:customStyle="1" w:styleId="HeaderChar">
+    <w:name w:val="Header Char"/>
+    <w:basedOn w:val="DefaultParagraphFont"/>
+    <w:link w:val="Header"/>
+    <w:uiPriority w:val="99"/>
+    <w:rsid w:val="0035349D"/>
+  </w:style>
+  <w:style w:type="paragraph" w:styleId="Footer">
+    <w:name w:val="footer"/>
+    <w:basedOn w:val="Normal"/>
+    <w:link w:val="FooterChar"/>
+    <w:uiPriority w:val="99"/>
+    <w:unhideWhenUsed/>
+    <w:rsid w:val="0035349D"/>
+    <w:pPr>
+      <w:tabs>
+        <w:tab w:val="center" w:pos="4680"/>
+        <w:tab w:val="right" w:pos="9360"/>
+      </w:tabs>
+      <w:spacing w:after="0" w:line="240" w:lineRule="auto"/>
+    </w:pPr>
+  </w:style>
+  <w:style w:type="character" w:customStyle="1" w:styleId="FooterChar">
+    <w:name w:val="Footer Char"/>
+    <w:basedOn w:val="DefaultParagraphFont"/>
+    <w:link w:val="Footer"/>
+    <w:uiPriority w:val="99"/>
+    <w:rsid w:val="0035349D"/>
+  </w:style>
+  <w:style w:type="character" w:customStyle="1" w:styleId="ng-tns-c2543711336-111">
+    <w:name w:val="ng-tns-c2543711336-111"/>
+    <w:basedOn w:val="DefaultParagraphFont"/>
+    <w:rsid w:val="0035349D"/>
+  </w:style>
+  <w:style w:type="character" w:customStyle="1" w:styleId="hljs-type">
+    <w:name w:val="hljs-type"/>
+    <w:basedOn w:val="DefaultParagraphFont"/>
+    <w:rsid w:val="0035349D"/>
+  </w:style>
+  <w:style w:type="character" w:customStyle="1" w:styleId="ng-tns-c2543711336-112">
+    <w:name w:val="ng-tns-c2543711336-112"/>
+    <w:basedOn w:val="DefaultParagraphFont"/>
+    <w:rsid w:val="0035349D"/>
+  </w:style>
+  <w:style w:type="paragraph" w:styleId="ListParagraph">
+    <w:name w:val="List Paragraph"/>
+    <w:basedOn w:val="Normal"/>
+    <w:uiPriority w:val="34"/>
+    <w:qFormat/>
+    <w:rsid w:val="0035349D"/>
+    <w:pPr>
+      <w:ind w:left="720"/>
+      <w:contextualSpacing/>
+    </w:pPr>
   </w:style>
 </w:styles>
 </file>
